--- a/output/RKS_Pembangunan_tangki_air.docx
+++ b/output/RKS_Pembangunan_tangki_air.docx
@@ -72,7 +72,7 @@
                 <w:b/>
                 <w:sz w:val="24"/>
               </w:rPr>
-              <w:t>Pembangunan tangki air - Pembangunan tangki air kapasitas 1000Kl</w:t>
+              <w:t>Pembangunan Tangki Air Kapasitas 1000 KL</w:t>
             </w:r>
           </w:p>
         </w:tc>
@@ -118,7 +118,7 @@
           <w:b/>
           <w:sz w:val="24"/>
         </w:rPr>
-        <w:t>☐ HIGH     ☐ MIDDLE     ☐ LOW</w:t>
+        <w:t>☑ HIGH     ☐ MIDDLE     ☐ LOW</w:t>
       </w:r>
     </w:p>
     <w:p>
@@ -191,7 +191,7 @@
           <w:b/>
           <w:sz w:val="24"/>
         </w:rPr>
-        <w:t>PT Kungfu Panda</w:t>
+        <w:t>PT PERTAMINA (PERSERO)</w:t>
       </w:r>
     </w:p>
     <w:p>
@@ -358,9 +358,9 @@
               <w:br/>
               <w:br/>
               <w:br/>
-              <w:t>Ahmad Fauzi</w:t>
+              <w:t>Kepala Bidang Teknik &amp; Operasi</w:t>
               <w:br/>
-              <w:t>Project Manager</w:t>
+              <w:t>Penyusun Dokumen</w:t>
             </w:r>
           </w:p>
         </w:tc>
@@ -440,9 +440,9 @@
               <w:br/>
               <w:br/>
               <w:br/>
-              <w:t>Budi Santoso</w:t>
+              <w:t>Manajer Proyek Konstruksi</w:t>
               <w:br/>
-              <w:t>Technical &amp; HSE Lead</w:t>
+              <w:t>Pemeriksa Dokumen</w:t>
             </w:r>
           </w:p>
         </w:tc>
@@ -522,9 +522,9 @@
               <w:br/>
               <w:br/>
               <w:br/>
-              <w:t>Ir. Siti Rahayu</w:t>
+              <w:t>Direktur Utama / Head of Terminal</w:t>
               <w:br/>
-              <w:t>Client Representative / Director</w:t>
+              <w:t>Pengguna/Penyetuju Dokumen</w:t>
             </w:r>
           </w:p>
         </w:tc>
@@ -624,7 +624,7 @@
           <w:color w:val="000000"/>
           <w:sz w:val="28"/>
         </w:rPr>
-        <w:t>BAB I - UMUM</w:t>
+        <w:t>BAB I - PENDAHULUAN</w:t>
       </w:r>
     </w:p>
     <w:p>
@@ -637,7 +637,7 @@
           <w:color w:val="000000"/>
           <w:sz w:val="24"/>
         </w:rPr>
-        <w:t>1.1 Latar Belakang &amp; Lokasi Proyek</w:t>
+        <w:t>1.1 Latar Belakang dan Tujuan</w:t>
       </w:r>
     </w:p>
     <w:p>
@@ -649,7 +649,7 @@
           <w:rFonts w:ascii="Arial" w:hAnsi="Arial"/>
           <w:sz w:val="24"/>
         </w:rPr>
-        <w:t>Pekerjaan ini dilaksanakan di lokasi FUEL TERMINAL PEMATANG SIANTAR dengan tujuan membangun tangki air bertekanan rendah berkapasitas 1.000 KL (1.000 m³). Proyek ini mencakup seluruh tahapan mulai dari persiapan lapangan, pekerjaan pondasi, fabrikasi &amp; erection tangki, hingga uji fungsi dan serah terima. Seluruh pelaksanaan wajib mengacu pada standar keselamatan CSMS tingkat MEDIUM serta regulasi internal PERUSAHAAN.</w:t>
+        <w:t>Dokumen ini merupakan Rencana Kerja dan Syarat-Syarat (RKS) untuk pekerjaan Pembangunan Tangki Air Kapasitas 1.000 KL di Fuel Terminal Samarinda. Tujuan penyusunan dokumen ini adalah menjadi acuan teknis, administratif, dan kontrakual bagi kontraktor dalam melaksanakan pekerjaan secara aman, tepat waktu, dan sesuai dengan standar mutu serta regulasi internal PT Pertamina (Persero).</w:t>
       </w:r>
     </w:p>
     <w:p>
@@ -674,7 +674,7 @@
           <w:rFonts w:ascii="Arial" w:hAnsi="Arial"/>
           <w:sz w:val="24"/>
         </w:rPr>
-        <w:t>Persiapan &amp; administrasi lapangan termasuk penyediaan direksi kit (kantor &amp; gudang kontainer 40 ft), survei topografi, dan pengurusan material approval.</w:t>
+        <w:t>Pekerjaan persiapan, survei engineering, shop drawing, penyediaan direksi kit kontainer, dan fasilitas HSSE.</w:t>
       </w:r>
     </w:p>
     <w:p>
@@ -686,7 +686,7 @@
           <w:rFonts w:ascii="Arial" w:hAnsi="Arial"/>
           <w:sz w:val="24"/>
         </w:rPr>
-        <w:t>Pekerjaan pondasi &amp; substruktur meliputi pemancangan 25 titik spun pile Ø400 mm, pemotongan tiang, pengecoran terusan, pile cap, slab lantai, dan urugan pasir padatan.</w:t>
+        <w:t>Pekerjaan pondasi meliputi pemancangan spun pile, galian tanah, urugan pasir pilihan, pembuatan lantai kerja beton, poer, slab beton bertulang, dan finishing paving aspal ACWC.</w:t>
       </w:r>
     </w:p>
     <w:p>
@@ -698,7 +698,7 @@
           <w:rFonts w:ascii="Arial" w:hAnsi="Arial"/>
           <w:sz w:val="24"/>
         </w:rPr>
-        <w:t>Fabrikasi &amp; erection tangki mencakup pengerollan plat, pemotongan presisi, penyetelan, pengelasan, perakitan shell (Ring I–VI), bottom annular plate, dan roof plate.</w:t>
+        <w:t>Fabrikasi dan erection tangki timbun (shell, bottom, roof) beserta rangka atap, tangga darurat, platform inlet/outlet, handrail, dan splash plate.</w:t>
       </w:r>
     </w:p>
     <w:p>
@@ -710,7 +710,19 @@
           <w:rFonts w:ascii="Arial" w:hAnsi="Arial"/>
           <w:sz w:val="24"/>
         </w:rPr>
-        <w:t>Uji hidrostatik, dokumentasi akhir, serta penyerahan dokumen teknis dan serah terima pekerjaan kepada PERUSAHAAN.</w:t>
+        <w:t>Aplikasi sistem pelapisan (coating) anti-korosi multi-layer pada area internal, eksternal, dan underside tangki.</w:t>
+      </w:r>
+    </w:p>
+    <w:p>
+      <w:pPr>
+        <w:pStyle w:val="ListBullet"/>
+      </w:pPr>
+      <w:r>
+        <w:rPr>
+          <w:rFonts w:ascii="Arial" w:hAnsi="Arial"/>
+          <w:sz w:val="24"/>
+        </w:rPr>
+        <w:t>Instalasi kelengkapan operasional: manhole, breather valve, emergency vent, product drain, jaringan piping pendek, katup kontrol, serta sistem earthing/grounding.</w:t>
       </w:r>
     </w:p>
     <w:p>
@@ -723,67 +735,19 @@
           <w:color w:val="000000"/>
           <w:sz w:val="24"/>
         </w:rPr>
-        <w:t>1.3 Referensi &amp; Standar Acuan</w:t>
+        <w:t>1.3 Lokasi dan Kondisi Site</w:t>
       </w:r>
     </w:p>
     <w:p>
       <w:pPr>
-        <w:pStyle w:val="ListNumber"/>
+        <w:spacing w:line="360" w:lineRule="auto" w:after="120"/>
       </w:pPr>
       <w:r>
         <w:rPr>
           <w:rFonts w:ascii="Arial" w:hAnsi="Arial"/>
           <w:sz w:val="24"/>
         </w:rPr>
-        <w:t>Spesifikasi Material Plat: ASTM A 283 Grade C (tebal 6 mm, dimensi 6' × 20').</w:t>
-      </w:r>
-    </w:p>
-    <w:p>
-      <w:pPr>
-        <w:pStyle w:val="ListNumber"/>
-      </w:pPr>
-      <w:r>
-        <w:rPr>
-          <w:rFonts w:ascii="Arial" w:hAnsi="Arial"/>
-          <w:sz w:val="24"/>
-        </w:rPr>
-        <w:t>Standar Mutu Beton: SNI &amp; spesifikasi ready mix K-250 (terusan/kepala tiang) dan K-300 (poer/slab utama).</w:t>
-      </w:r>
-    </w:p>
-    <w:p>
-      <w:pPr>
-        <w:pStyle w:val="ListNumber"/>
-      </w:pPr>
-      <w:r>
-        <w:rPr>
-          <w:rFonts w:ascii="Arial" w:hAnsi="Arial"/>
-          <w:sz w:val="24"/>
-        </w:rPr>
-        <w:t>Pedoman HSSE Pertamina &amp; Peraturan K3 Umum (Permenaker No. 4 Tahun 2023).</w:t>
-      </w:r>
-    </w:p>
-    <w:p>
-      <w:pPr>
-        <w:pStyle w:val="ListNumber"/>
-      </w:pPr>
-      <w:r>
-        <w:rPr>
-          <w:rFonts w:ascii="Arial" w:hAnsi="Arial"/>
-          <w:sz w:val="24"/>
-        </w:rPr>
-        <w:t>Bill of Quantity (BOQ) &amp; Rencana Anggaran Biaya (RAB) yang telah disepakati.</w:t>
-      </w:r>
-    </w:p>
-    <w:p>
-      <w:pPr>
-        <w:pStyle w:val="ListNumber"/>
-      </w:pPr>
-      <w:r>
-        <w:rPr>
-          <w:rFonts w:ascii="Arial" w:hAnsi="Arial"/>
-          <w:sz w:val="24"/>
-        </w:rPr>
-        <w:t>Notulen Kick-Off Meeting &amp; Surat Perjanjian Kontrak yang berlaku.</w:t>
+        <w:t>Proyek dilaksanakan di Fuel Terminal Samarinda. Area site telah diklarifikasi kesiapannya untuk pelaksanaan konstruksi dengan akses logistik yang memadai, dukungan utilitas terminal yang beroperasi, dan zona keamanan yang terintegrasi dengan sistem manajemen keselamatan perusahaan.</w:t>
       </w:r>
     </w:p>
     <w:p>
@@ -796,7 +760,7 @@
           <w:color w:val="000000"/>
           <w:sz w:val="28"/>
         </w:rPr>
-        <w:t>BAB II - PERSYARATAN TEKNIS &amp; MATERIAL</w:t>
+        <w:t>BAB II - SPESIFIKASI TEKNIS DAN MATERIAL</w:t>
       </w:r>
     </w:p>
     <w:p>
@@ -814,14 +778,50 @@
     </w:p>
     <w:p>
       <w:pPr>
-        <w:spacing w:line="360" w:lineRule="auto" w:after="120"/>
+        <w:pStyle w:val="ListBullet"/>
       </w:pPr>
       <w:r>
         <w:rPr>
           <w:rFonts w:ascii="Arial" w:hAnsi="Arial"/>
           <w:sz w:val="24"/>
         </w:rPr>
-        <w:t>Seluruh plat tangki wajib memenuhi spesifikasi ASTM A 283 Grade C dengan ketebalan 6 mm dan berat ±525 kg/lembar. Material digunakan untuk Shell Plate (Ring I–VI), Bottom Annular Plate, dan Roof Plate. Baja tulangan beton ditetapkan sebesar 150 kg/m³ pada seluruh elemen beton bertulang. Peralatan pendukung wajib mencakup crane darat 25 ton, hammer pile (HSPD), genset 10 KVA, dan scaffolding standar industri.</w:t>
+        <w:t>Baja Plat: ASTM A 283 Grade C (untuk shell, bottom, roof, rangka atap, gusset, stiffener, splash plate, reinforcement).</w:t>
+      </w:r>
+    </w:p>
+    <w:p>
+      <w:pPr>
+        <w:pStyle w:val="ListBullet"/>
+      </w:pPr>
+      <w:r>
+        <w:rPr>
+          <w:rFonts w:ascii="Arial" w:hAnsi="Arial"/>
+          <w:sz w:val="24"/>
+        </w:rPr>
+        <w:t>Baja Profil &amp; Pipa: UNP 100, Besi Siku L.70.70.7 &amp; L.40.40.4, Pipa Galvanis Ø1,5", Pipa API 5L Grade B Sch 40.</w:t>
+      </w:r>
+    </w:p>
+    <w:p>
+      <w:pPr>
+        <w:pStyle w:val="ListBullet"/>
+      </w:pPr>
+      <w:r>
+        <w:rPr>
+          <w:rFonts w:ascii="Arial" w:hAnsi="Arial"/>
+          <w:sz w:val="24"/>
+        </w:rPr>
+        <w:t>Beton &amp; Pondasi: Spun Pile dia. 400 mm (Mutu K450), Ready Mix K-250 &amp; K-300, Cor 1:3:5, Batu Kali Campuran 1:2:3, Asphalt ACWC.</w:t>
+      </w:r>
+    </w:p>
+    <w:p>
+      <w:pPr>
+        <w:pStyle w:val="ListBullet"/>
+      </w:pPr>
+      <w:r>
+        <w:rPr>
+          <w:rFonts w:ascii="Arial" w:hAnsi="Arial"/>
+          <w:sz w:val="24"/>
+        </w:rPr>
+        <w:t>Komponen Fitting &amp; Katup: Manhole &amp; Nozzle (ANSI #150, Sch STD), API 5L Neck, ASME B.16.5 Flange, PRV, Swing Check, Ball Valve, Gate Valve, Free Vent, Lichtgitter Steel Grating, Mur-Baut standar ASME/API (A193, A194, A216 WCB).</w:t>
       </w:r>
     </w:p>
     <w:p>
@@ -834,67 +834,55 @@
           <w:color w:val="000000"/>
           <w:sz w:val="24"/>
         </w:rPr>
-        <w:t>2.2 Komposisi &amp; Mutu Beton</w:t>
+        <w:t>2.2 Standar Fabrikasi dan Pengelasan</w:t>
       </w:r>
     </w:p>
     <w:p>
       <w:pPr>
-        <w:pStyle w:val="ListBullet"/>
+        <w:pStyle w:val="ListNumber"/>
       </w:pPr>
       <w:r>
         <w:rPr>
           <w:rFonts w:ascii="Arial" w:hAnsi="Arial"/>
           <w:sz w:val="24"/>
         </w:rPr>
-        <w:t>Ready Mix K-250: Digunakan untuk terusan tiang pancang (0,6 m × 0,6 m × 2,4 m) dan kepala tiang/pile cap.</w:t>
+        <w:t>Semua plat baja wajib memenuhi spesifikasi ASTM A 283 Grade C dengan sertifikat MTC/MTR yang diverifikasi.</w:t>
       </w:r>
     </w:p>
     <w:p>
       <w:pPr>
-        <w:pStyle w:val="ListBullet"/>
+        <w:pStyle w:val="ListNumber"/>
       </w:pPr>
       <w:r>
         <w:rPr>
           <w:rFonts w:ascii="Arial" w:hAnsi="Arial"/>
           <w:sz w:val="24"/>
         </w:rPr>
-        <w:t>Ready Mix K-300: Digunakan untuk poer dan slab lantai utama tangki.</w:t>
+        <w:t>Komponen nozzle, flange, dan fitting mengacu pada ANSI #150, Sch STD, API 5L, dan ASME B.16.5/B.16.9.</w:t>
       </w:r>
     </w:p>
     <w:p>
       <w:pPr>
-        <w:pStyle w:val="ListBullet"/>
+        <w:pStyle w:val="ListNumber"/>
       </w:pPr>
       <w:r>
         <w:rPr>
           <w:rFonts w:ascii="Arial" w:hAnsi="Arial"/>
           <w:sz w:val="24"/>
         </w:rPr>
-        <w:t>Cor Manual K-250: Untuk pekerjaan terusan dan detail lokal.</w:t>
+        <w:t>Welding Procedure Specification (WPS) dan Performance Qualification Record (PQR) wajib disetujui sebelum pelaksanaan pengelasan.</w:t>
       </w:r>
     </w:p>
     <w:p>
       <w:pPr>
-        <w:pStyle w:val="ListBullet"/>
+        <w:pStyle w:val="ListNumber"/>
       </w:pPr>
       <w:r>
         <w:rPr>
           <w:rFonts w:ascii="Arial" w:hAnsi="Arial"/>
           <w:sz w:val="24"/>
         </w:rPr>
-        <w:t>Lantai Kerja: Cor non-struktural campuran 1:3:5 setebal 10–15 cm.</w:t>
-      </w:r>
-    </w:p>
-    <w:p>
-      <w:pPr>
-        <w:pStyle w:val="ListBullet"/>
-      </w:pPr>
-      <w:r>
-        <w:rPr>
-          <w:rFonts w:ascii="Arial" w:hAnsi="Arial"/>
-          <w:sz w:val="24"/>
-        </w:rPr>
-        <w:t>Beton Batu Kali: Campuran 1:2:3 untuk galian dan backfill strategis.</w:t>
+        <w:t>Pengelasan lapangan wajib dilakukan oleh welder bersertifikat dan divalidasi melalui NDT (Radiografi/Ultrasonik) sesuai persentase yang ditentukan dalam Inspection Test Plan (ITP).</w:t>
       </w:r>
     </w:p>
     <w:p>
@@ -907,55 +895,7 @@
           <w:color w:val="000000"/>
           <w:sz w:val="24"/>
         </w:rPr>
-        <w:t>2.3 Proses Fabrikasi &amp; Instalasi</w:t>
-      </w:r>
-    </w:p>
-    <w:p>
-      <w:pPr>
-        <w:pStyle w:val="ListNumber"/>
-      </w:pPr>
-      <w:r>
-        <w:rPr>
-          <w:rFonts w:ascii="Arial" w:hAnsi="Arial"/>
-          <w:sz w:val="24"/>
-        </w:rPr>
-        <w:t>Plat harus melalui proses pengerollan, pemotongan presisi, dan penyetelan sesuai shop drawing yang telah disetujui.</w:t>
-      </w:r>
-    </w:p>
-    <w:p>
-      <w:pPr>
-        <w:pStyle w:val="ListNumber"/>
-      </w:pPr>
-      <w:r>
-        <w:rPr>
-          <w:rFonts w:ascii="Arial" w:hAnsi="Arial"/>
-          <w:sz w:val="24"/>
-        </w:rPr>
-        <w:t>Pengelasan wajib dilakukan oleh welder bersertifikat sesuai standar AWS D1.1 atau setara, dengan prosedur WPS/PQR yang telah diverifikasi.</w:t>
-      </w:r>
-    </w:p>
-    <w:p>
-      <w:pPr>
-        <w:pStyle w:val="ListNumber"/>
-      </w:pPr>
-      <w:r>
-        <w:rPr>
-          <w:rFonts w:ascii="Arial" w:hAnsi="Arial"/>
-          <w:sz w:val="24"/>
-        </w:rPr>
-        <w:t>Proses erection dan penyimpanan material wajib menggunakan crane darat 25 ton untuk menjamin keamanan struktur dan stabilitas kerja.</w:t>
-      </w:r>
-    </w:p>
-    <w:p>
-      <w:pPr>
-        <w:pStyle w:val="ListNumber"/>
-      </w:pPr>
-      <w:r>
-        <w:rPr>
-          <w:rFonts w:ascii="Arial" w:hAnsi="Arial"/>
-          <w:sz w:val="24"/>
-        </w:rPr>
-        <w:t>Semua sambungan struktural dan pelat dasar harus divisiutasi sebelum pengelasan final untuk mencegah distorsi.</w:t>
+        <w:t>2.3 Persyaratan Sistem Pelapisan (Coating)</w:t>
       </w:r>
     </w:p>
     <w:p>
@@ -968,7 +908,7 @@
           <w:color w:val="000000"/>
           <w:sz w:val="28"/>
         </w:rPr>
-        <w:t>BAB III - RUANG LINGKUP PEKERJAAN &amp; METODE EKSEKUSI</w:t>
+        <w:t>BAB III - RUANG LINGKUP EKSEKUSI DAN KUANTITAS</w:t>
       </w:r>
     </w:p>
     <w:p>
@@ -981,55 +921,19 @@
           <w:color w:val="000000"/>
           <w:sz w:val="24"/>
         </w:rPr>
-        <w:t>3.1 Persiapan Lapangan &amp; Administrasi</w:t>
+        <w:t>3.1 Pekerjaan Persiapan dan Mobilisasi</w:t>
       </w:r>
     </w:p>
     <w:p>
       <w:pPr>
-        <w:pStyle w:val="ListBullet"/>
+        <w:spacing w:line="360" w:lineRule="auto" w:after="120"/>
       </w:pPr>
       <w:r>
         <w:rPr>
           <w:rFonts w:ascii="Arial" w:hAnsi="Arial"/>
           <w:sz w:val="24"/>
         </w:rPr>
-        <w:t>Penyediaan direksi kit berupa kontainer 40 ft sebagai kantor proyek dan gudang material.</w:t>
-      </w:r>
-    </w:p>
-    <w:p>
-      <w:pPr>
-        <w:pStyle w:val="ListBullet"/>
-      </w:pPr>
-      <w:r>
-        <w:rPr>
-          <w:rFonts w:ascii="Arial" w:hAnsi="Arial"/>
-          <w:sz w:val="24"/>
-        </w:rPr>
-        <w:t>Survei pengukuran awal, pemetaan titik pemancangan (25 titik spun pile Ø400 mm, kedalaman tanam 18 meter).</w:t>
-      </w:r>
-    </w:p>
-    <w:p>
-      <w:pPr>
-        <w:pStyle w:val="ListBullet"/>
-      </w:pPr>
-      <w:r>
-        <w:rPr>
-          <w:rFonts w:ascii="Arial" w:hAnsi="Arial"/>
-          <w:sz w:val="24"/>
-        </w:rPr>
-        <w:t>Pengajuan material approval ke PERUSAHAAN sebelum pengiriman barang ke lokasi.</w:t>
-      </w:r>
-    </w:p>
-    <w:p>
-      <w:pPr>
-        <w:pStyle w:val="ListBullet"/>
-      </w:pPr>
-      <w:r>
-        <w:rPr>
-          <w:rFonts w:ascii="Arial" w:hAnsi="Arial"/>
-          <w:sz w:val="24"/>
-        </w:rPr>
-        <w:t>Penyusunan shop drawing, as-built drawing, dan rencana jadwal pelaksanaan (Gantt Chart).</w:t>
+        <w:t>Kontraktor wajib menyediakan direksi kit kontainer, melakukan survei engineering detail, menyusun shop drawing, menyiapkan fasilitas HSSE, menyewa scaffolding, serta melaksanakan mobilisasi dan demobilisasi tenaga kerja dan peralatan pendukung ke lokasi proyek.</w:t>
       </w:r>
     </w:p>
     <w:p>
@@ -1042,7 +946,7 @@
           <w:color w:val="000000"/>
           <w:sz w:val="24"/>
         </w:rPr>
-        <w:t>3.2 Pekerjaan Pondasi &amp; Substruktur</w:t>
+        <w:t>3.2 Pekerjaan Pondasi dan Struktur Bawah</w:t>
       </w:r>
     </w:p>
     <w:p>
@@ -1054,7 +958,7 @@
           <w:rFonts w:ascii="Arial" w:hAnsi="Arial"/>
           <w:sz w:val="24"/>
         </w:rPr>
-        <w:t>Mobilisasi alat pemancangan (HSPD + crane bantu) dan demobilisasi setelah selesai.</w:t>
+        <w:t>Pemancangan 25 titik spun pile menggunakan HSPD dengan total panjang terpasang 450 m.</w:t>
       </w:r>
     </w:p>
     <w:p>
@@ -1066,7 +970,7 @@
           <w:rFonts w:ascii="Arial" w:hAnsi="Arial"/>
           <w:sz w:val="24"/>
         </w:rPr>
-        <w:t>Pemancangan spun pile Tipe A3 Mutu K450 hingga elevasi design, dilanjutkan pemotongan tiang.</w:t>
+        <w:t>Galian tanah dan urugan pasir pilihan dengan volume ±721 m³.</w:t>
       </w:r>
     </w:p>
     <w:p>
@@ -1078,7 +982,7 @@
           <w:rFonts w:ascii="Arial" w:hAnsi="Arial"/>
           <w:sz w:val="24"/>
         </w:rPr>
-        <w:t>Pengecoran terusan tiang pancang dan pembuatan bekisting berulang untuk pile cap.</w:t>
+        <w:t>Pengecoran terusan pile cap dan poer/lantai beton dengan volume ±21,60 m³ dan ±75,14 m³ menggunakan ready mix K-250/K-300.</w:t>
       </w:r>
     </w:p>
     <w:p>
@@ -1090,7 +994,7 @@
           <w:rFonts w:ascii="Arial" w:hAnsi="Arial"/>
           <w:sz w:val="24"/>
         </w:rPr>
-        <w:t>Urugan pasir padatan, pemasangan lantai kerja cor 1:3:5, dan pengecoran poer/slab beton K-300.</w:t>
+        <w:t>Pemasangan bekisting berulang dengan luas ±168 m² dan finishing paving aspal ACWC seluas 110,05 m².</w:t>
       </w:r>
     </w:p>
     <w:p>
@@ -1103,19 +1007,55 @@
           <w:color w:val="000000"/>
           <w:sz w:val="24"/>
         </w:rPr>
-        <w:t>3.3 Fabrikasi &amp; Erection Tangki</w:t>
+        <w:t>3.3 Fabrikasi dan Erection Tangki Timbun</w:t>
       </w:r>
     </w:p>
     <w:p>
       <w:pPr>
-        <w:spacing w:line="360" w:lineRule="auto" w:after="120"/>
+        <w:pStyle w:val="ListNumber"/>
       </w:pPr>
       <w:r>
         <w:rPr>
           <w:rFonts w:ascii="Arial" w:hAnsi="Arial"/>
           <w:sz w:val="24"/>
         </w:rPr>
-        <w:t>Kontraktor bertanggung jawab atas mobilisasi material plat, penyewaan crane 25 ton, serta seluruh proses fabrikasi di lapangan. Tahapan meliputi perakitan plat shell (Ring I–VI), pemasangan bottom annular dan roof plate, penyambungan tiang pancang (panjang total 20 m, tinggi rabat 3 m), serta persiapan area dasar tangki melalui urugan pasir rabata. Seluruh proses erection harus mengutamakan alignment vertikal dan horizontal sesuai toleransi engineering.</w:t>
+        <w:t>Perakitan plat shell (6 ring, total ±18,9 ton), plat bottom (±8,4 ton), dan plat roof (±6,3 ton).</w:t>
+      </w:r>
+    </w:p>
+    <w:p>
+      <w:pPr>
+        <w:pStyle w:val="ListNumber"/>
+      </w:pPr>
+      <w:r>
+        <w:rPr>
+          <w:rFonts w:ascii="Arial" w:hAnsi="Arial"/>
+          <w:sz w:val="24"/>
+        </w:rPr>
+        <w:t>Pengelasan lapangan seluruh sambungan struktur utama dengan pengawasan QA/QC ketat.</w:t>
+      </w:r>
+    </w:p>
+    <w:p>
+      <w:pPr>
+        <w:pStyle w:val="ListNumber"/>
+      </w:pPr>
+      <w:r>
+        <w:rPr>
+          <w:rFonts w:ascii="Arial" w:hAnsi="Arial"/>
+          <w:sz w:val="24"/>
+        </w:rPr>
+        <w:t>Pemasangan rangka atap, tangga darurat, platform walkway, handrail dalam &amp; luar, serta splash plate menggunakan crane darat 25 ton.</w:t>
+      </w:r>
+    </w:p>
+    <w:p>
+      <w:pPr>
+        <w:pStyle w:val="ListNumber"/>
+      </w:pPr>
+      <w:r>
+        <w:rPr>
+          <w:rFonts w:ascii="Arial" w:hAnsi="Arial"/>
+          <w:sz w:val="24"/>
+        </w:rPr>
+        <w:t>Verifikasi dimensi dan alignment tangki sebelum aplikasi coating dimulai.</w:t>
       </w:r>
     </w:p>
     <w:p>
@@ -1128,7 +1068,7 @@
           <w:color w:val="000000"/>
           <w:sz w:val="24"/>
         </w:rPr>
-        <w:t>3.4 Uji Fungsi &amp; Persiapan Serah Terima</w:t>
+        <w:t>3.4 Instalasi Fitting, Piping dan Sistem Grounding</w:t>
       </w:r>
     </w:p>
     <w:p>
@@ -1140,7 +1080,7 @@
           <w:rFonts w:ascii="Arial" w:hAnsi="Arial"/>
           <w:sz w:val="24"/>
         </w:rPr>
-        <w:t>Persiapan sistem uji hidrostatik tangki menggunakan air dengan dukungan pompa dan pasokan air memadai.</w:t>
+        <w:t>Pemasangan manhole dan nozzle berbagai ukuran (ø4"–ø24") dengan flange ANSI #150 Sch STD.</w:t>
       </w:r>
     </w:p>
     <w:p>
@@ -1152,7 +1092,7 @@
           <w:rFonts w:ascii="Arial" w:hAnsi="Arial"/>
           <w:sz w:val="24"/>
         </w:rPr>
-        <w:t>Dokumentasi hasil pengujian, inspeksi visual, dan NDT (jika diperlukan) sesuai standar penerimaan.</w:t>
+        <w:t>Instalasi pipa Ø1,5" sepanjang 18 m dilengkapi elbow, tee, flange, dan katup kontrol (PRV, Swing Check, Ball Valve, Gate Valve).</w:t>
       </w:r>
     </w:p>
     <w:p>
@@ -1164,7 +1104,7 @@
           <w:rFonts w:ascii="Arial" w:hAnsi="Arial"/>
           <w:sz w:val="24"/>
         </w:rPr>
-        <w:t>Pembersihan akhir area kerja dari sisa material, kemasan, dan limbah konstruksi.</w:t>
+        <w:t>Pemasangan sistem earthing/grounding dengan hambatan tanah maksimum 4 ohm sesuai ketentuan teknis Dirjen Migas.</w:t>
       </w:r>
     </w:p>
     <w:p>
@@ -1176,7 +1116,7 @@
           <w:rFonts w:ascii="Arial" w:hAnsi="Arial"/>
           <w:sz w:val="24"/>
         </w:rPr>
-        <w:t>Penyerahan dokumen teknis lengkap dan serah terima fisik kepada PERUSAHAAN.</w:t>
+        <w:t>Integrasi breather valve, emergency vent, dan product drain untuk operasi tangki yang aman.</w:t>
       </w:r>
     </w:p>
     <w:p>
@@ -1189,7 +1129,7 @@
           <w:color w:val="000000"/>
           <w:sz w:val="28"/>
         </w:rPr>
-        <w:t>BAB IV - KESELAMATAN, KESEHATAN KERJA &amp; LINGKUNGAN (HSSE)</w:t>
+        <w:t>BAB IV - PERSYARATAN HSSE DAN PENGAWASAN MUTU</w:t>
       </w:r>
     </w:p>
     <w:p>
@@ -1202,7 +1142,7 @@
           <w:color w:val="000000"/>
           <w:sz w:val="24"/>
         </w:rPr>
-        <w:t>4.1 Manajemen Risiko &amp; Protokol Keselamatan</w:t>
+        <w:t>4.1 Implementasi CSMS dan Manajemen Risiko HIGH</w:t>
       </w:r>
     </w:p>
     <w:p>
@@ -1214,7 +1154,7 @@
           <w:rFonts w:ascii="Arial" w:hAnsi="Arial"/>
           <w:sz w:val="24"/>
         </w:rPr>
-        <w:t>Mengingat risiko CSMS ditetapkan sebagai MEDIUM, KONTRAKTOR wajib menerapkan protokol keselamatan ketat selama seluruh masa pelaksanaan. Hal ini meliputi pengawalan operasional oleh safety man berpengalaman, penggunaan APD lengkap (helm, sepatu safety, kacamata, sarung tangan, harness), pemasangan tirai air (water curtain) untuk mitigasi debu, serta penyiapan safety line pada area kerja ketinggian. Setiap pelanggaran K3 akan segera ditindaklanjuti melalui intervensi langsung.</w:t>
+        <w:t>Mengingat tingkat risiko pekerjaan ditetapkan sebagai HIGH, kontraktor wajib menerapkan Corporate Safety Management System (CSMS) Pertamina secara penuh. Kegiatan wajib mencakup Daily Toolbox Meeting, Job Safety Analysis (JSA) sebelum setiap aktivitas kritis, permit to work (PTW) untuk pekerjaan panas/terbatas, serta audit keselamatan mingguan oleh tim HSSE terminal.</w:t>
       </w:r>
     </w:p>
     <w:p>
@@ -1227,67 +1167,55 @@
           <w:color w:val="000000"/>
           <w:sz w:val="24"/>
         </w:rPr>
-        <w:t>4.2 Fasilitas &amp; Peralatan HSSE</w:t>
+        <w:t>4.2 Inspeksi, Pengujian dan Verifikasi Mutu</w:t>
       </w:r>
     </w:p>
     <w:p>
       <w:pPr>
-        <w:pStyle w:val="ListBullet"/>
+        <w:pStyle w:val="ListNumber"/>
       </w:pPr>
       <w:r>
         <w:rPr>
           <w:rFonts w:ascii="Arial" w:hAnsi="Arial"/>
           <w:sz w:val="24"/>
         </w:rPr>
-        <w:t>Alat pemadam kebakaran (APAR) yang tersebar strategis di area kerja dan gudang.</w:t>
+        <w:t>Verifikasi MTC/MTR seluruh material baja, beton, dan cat sebelum digunakan di site.</w:t>
       </w:r>
     </w:p>
     <w:p>
       <w:pPr>
-        <w:pStyle w:val="ListBullet"/>
+        <w:pStyle w:val="ListNumber"/>
       </w:pPr>
       <w:r>
         <w:rPr>
           <w:rFonts w:ascii="Arial" w:hAnsi="Arial"/>
           <w:sz w:val="24"/>
         </w:rPr>
-        <w:t>First aid kit lengkap dan tim pertolongan pertama siaga 24 jam.</w:t>
+        <w:t>Pelaksanaan NDT (Radiografi/Ultrasonik) pada sambungan las primer dan sekunder sesuai kode pengelasan yang berlaku.</w:t>
       </w:r>
     </w:p>
     <w:p>
       <w:pPr>
-        <w:pStyle w:val="ListBullet"/>
+        <w:pStyle w:val="ListNumber"/>
       </w:pPr>
       <w:r>
         <w:rPr>
           <w:rFonts w:ascii="Arial" w:hAnsi="Arial"/>
           <w:sz w:val="24"/>
         </w:rPr>
-        <w:t>Fire blanket untuk penanganan api akibat las listrik atau percikan bunga api.</w:t>
+        <w:t>Pengukuran Ketebalan Cat (DFT Measurement) menggunakan dry film thickness gauge pada setiap lapisan coating; penolakan material/cat wajib dilakukan jika nilai DFT tidak mencapai standar minimum yang ditetapkan.</w:t>
       </w:r>
     </w:p>
     <w:p>
       <w:pPr>
-        <w:pStyle w:val="ListBullet"/>
+        <w:pStyle w:val="ListNumber"/>
       </w:pPr>
       <w:r>
         <w:rPr>
           <w:rFonts w:ascii="Arial" w:hAnsi="Arial"/>
           <w:sz w:val="24"/>
         </w:rPr>
-        <w:t>Instalasi listrik kerja yang tergrounding dan dilengkapi MCB/RCD.</w:t>
-      </w:r>
-    </w:p>
-    <w:p>
-      <w:pPr>
-        <w:pStyle w:val="ListBullet"/>
-      </w:pPr>
-      <w:r>
-        <w:rPr>
-          <w:rFonts w:ascii="Arial" w:hAnsi="Arial"/>
-          <w:sz w:val="24"/>
-        </w:rPr>
-        <w:t>Pengelolaan limbah B3 dan bahan bakar secara aman sesuai regulasi lingkungan.</w:t>
+        <w:t>Hydrotest/Pneumatic test pada komponen piping dan fitting sesuai prosedur yang disetujui pengguna.</w:t>
       </w:r>
     </w:p>
     <w:p>
@@ -1300,55 +1228,55 @@
           <w:color w:val="000000"/>
           <w:sz w:val="24"/>
         </w:rPr>
-        <w:t>4.3 Pengawasan &amp; Kebersihan Area Kerja</w:t>
+        <w:t>4.3 Fasilitas dan Prosedur HSSE</w:t>
       </w:r>
     </w:p>
     <w:p>
       <w:pPr>
-        <w:pStyle w:val="ListNumber"/>
+        <w:pStyle w:val="ListBullet"/>
       </w:pPr>
       <w:r>
         <w:rPr>
           <w:rFonts w:ascii="Arial" w:hAnsi="Arial"/>
           <w:sz w:val="24"/>
         </w:rPr>
-        <w:t>Memastikan semua area kerja bersih dari sisa material dan pekerjaan (contoh: besi, kayu, pasir sand blast, kemasan material, kertas, dan lain-lain).</w:t>
+        <w:t>Penyediaan APD lengkap (helm, sepatu safety, kacamata, sarung tangan, harness) untuk seluruh pekerja.</w:t>
       </w:r>
     </w:p>
     <w:p>
       <w:pPr>
-        <w:pStyle w:val="ListNumber"/>
+        <w:pStyle w:val="ListBullet"/>
       </w:pPr>
       <w:r>
         <w:rPr>
           <w:rFonts w:ascii="Arial" w:hAnsi="Arial"/>
           <w:sz w:val="24"/>
         </w:rPr>
-        <w:t>Melakukan intervensi jika menemukan personil yang membuang sampah sembarangan serta meninggalkan sisa material dan pekerjaan di area kerja.</w:t>
+        <w:t>Pemasangan barrier fisik, signage peringatan bahaya, dan rambu evakuasi di seluruh area kerja.</w:t>
       </w:r>
     </w:p>
     <w:p>
       <w:pPr>
-        <w:pStyle w:val="ListNumber"/>
+        <w:pStyle w:val="ListBullet"/>
       </w:pPr>
       <w:r>
         <w:rPr>
           <w:rFonts w:ascii="Arial" w:hAnsi="Arial"/>
           <w:sz w:val="24"/>
         </w:rPr>
-        <w:t>Menyelenggarakan toolbox meeting harian sebelum memulai aktivitas konstruksi.</w:t>
+        <w:t>Penyusunan Emergency Response Plan (ERP) yang terintegrasi dengan tim SAR terminal.</w:t>
       </w:r>
     </w:p>
     <w:p>
       <w:pPr>
-        <w:pStyle w:val="ListNumber"/>
+        <w:pStyle w:val="ListBullet"/>
       </w:pPr>
       <w:r>
         <w:rPr>
           <w:rFonts w:ascii="Arial" w:hAnsi="Arial"/>
           <w:sz w:val="24"/>
         </w:rPr>
-        <w:t>Pelaporan insiden/near miss dalam waktu maksimal 1x24 jam kepada pengawas PERUSAHAAN.</w:t>
+        <w:t>Larangan mutlak bekerja saat cuaca ekstrem atau kondisi angin melebihi batas aman penggunaan crane darat 25 ton.</w:t>
       </w:r>
     </w:p>
     <w:p>
@@ -1361,7 +1289,7 @@
           <w:color w:val="000000"/>
           <w:sz w:val="28"/>
         </w:rPr>
-        <w:t>BAB V - PENGELOLAAN PROYEK, DOKUMENTASI &amp; PELAPORAN</w:t>
+        <w:t>BAB V - DOKUMENTASI, JADWAL DAN MEKANISME PENERIMAAN</w:t>
       </w:r>
     </w:p>
     <w:p>
@@ -1374,19 +1302,55 @@
           <w:color w:val="000000"/>
           <w:sz w:val="24"/>
         </w:rPr>
-        <w:t>5.1 Struktur Organisasi &amp; Koordinasi</w:t>
+        <w:t>5.1 Kewajiban Dokumentasi Teknis</w:t>
       </w:r>
     </w:p>
     <w:p>
       <w:pPr>
-        <w:spacing w:line="360" w:lineRule="auto" w:after="120"/>
+        <w:pStyle w:val="ListBullet"/>
       </w:pPr>
       <w:r>
         <w:rPr>
           <w:rFonts w:ascii="Arial" w:hAnsi="Arial"/>
           <w:sz w:val="24"/>
         </w:rPr>
-        <w:t>Selama pelaksanaan pekerjaan, KONTRAKTOR harus selalu koordinasi dengan Pengawas PERUSAHAAN yang bersangkutan. Kontraktor wajib menunjuk Site Manager dan Drafter standby selama 8 bulan untuk penyusunan shop drawing, as-built drawing, dan pelaporan bulanan. Komunikasi intensif dilakukan melalui rapat koordinasi mingguan dan notulen rapat yang menjadi acuan bersama.</w:t>
+        <w:t>Kontraktor wajib menyediakan drafter standby selama 8 bulan untuk penyusunan dan revisi gambar kerja.</w:t>
+      </w:r>
+    </w:p>
+    <w:p>
+      <w:pPr>
+        <w:pStyle w:val="ListBullet"/>
+      </w:pPr>
+      <w:r>
+        <w:rPr>
+          <w:rFonts w:ascii="Arial" w:hAnsi="Arial"/>
+          <w:sz w:val="24"/>
+        </w:rPr>
+        <w:t>Pengiriman Shop Drawing, As Built Drawing, Material Approval Report, dan Laporan Bulanan secara berkala kepada pengguna.</w:t>
+      </w:r>
+    </w:p>
+    <w:p>
+      <w:pPr>
+        <w:pStyle w:val="ListBullet"/>
+      </w:pPr>
+      <w:r>
+        <w:rPr>
+          <w:rFonts w:ascii="Arial" w:hAnsi="Arial"/>
+          <w:sz w:val="24"/>
+        </w:rPr>
+        <w:t>Pencatatan harian progress fisik, logbook kegiatan, dan hasil inspeksi laboratorium/material.</w:t>
+      </w:r>
+    </w:p>
+    <w:p>
+      <w:pPr>
+        <w:pStyle w:val="ListBullet"/>
+      </w:pPr>
+      <w:r>
+        <w:rPr>
+          <w:rFonts w:ascii="Arial" w:hAnsi="Arial"/>
+          <w:sz w:val="24"/>
+        </w:rPr>
+        <w:t>Arsip digital dan hardcopy seluruh dokumentasi diserahkan pada tahap serah terima akhir.</w:t>
       </w:r>
     </w:p>
     <w:p>
@@ -1399,67 +1363,19 @@
           <w:color w:val="000000"/>
           <w:sz w:val="24"/>
         </w:rPr>
-        <w:t>5.2 Kewajiban Dokumentasi Teknis</w:t>
+        <w:t>5.2 Jadwal Pelaksanaan Pekerjaan</w:t>
       </w:r>
     </w:p>
     <w:p>
       <w:pPr>
-        <w:pStyle w:val="ListNumber"/>
+        <w:spacing w:line="360" w:lineRule="auto" w:after="120"/>
       </w:pPr>
       <w:r>
         <w:rPr>
           <w:rFonts w:ascii="Arial" w:hAnsi="Arial"/>
           <w:sz w:val="24"/>
         </w:rPr>
-        <w:t>KONTRAKTOR diwajibkan menyiapkan/mengumpulkan dokumen-dokumen yang berkaitan dengan pekerjaan saat pelaksanaan dan setelah pekerjaan selesai (dibuat 3 copy/buah dan diserahkan ke PERUSAHAAN: MA 3, SSIE dan Equip. OH).</w:t>
-      </w:r>
-    </w:p>
-    <w:p>
-      <w:pPr>
-        <w:pStyle w:val="ListNumber"/>
-      </w:pPr>
-      <w:r>
-        <w:rPr>
-          <w:rFonts w:ascii="Arial" w:hAnsi="Arial"/>
-          <w:sz w:val="24"/>
-        </w:rPr>
-        <w:t>Shop Drawing detail fabrikasi dan erection yang telah mendapat persetujuan (approved).</w:t>
-      </w:r>
-    </w:p>
-    <w:p>
-      <w:pPr>
-        <w:pStyle w:val="ListNumber"/>
-      </w:pPr>
-      <w:r>
-        <w:rPr>
-          <w:rFonts w:ascii="Arial" w:hAnsi="Arial"/>
-          <w:sz w:val="24"/>
-        </w:rPr>
-        <w:t>As Built Drawing sesuai kondisi lapangan aktual setelah pekerjaan selesai.</w:t>
-      </w:r>
-    </w:p>
-    <w:p>
-      <w:pPr>
-        <w:pStyle w:val="ListNumber"/>
-      </w:pPr>
-      <w:r>
-        <w:rPr>
-          <w:rFonts w:ascii="Arial" w:hAnsi="Arial"/>
-          <w:sz w:val="24"/>
-        </w:rPr>
-        <w:t>Material Approval Certificate dan Mill Test Report (MTR) untuk setiap batch material utama.</w:t>
-      </w:r>
-    </w:p>
-    <w:p>
-      <w:pPr>
-        <w:pStyle w:val="ListNumber"/>
-      </w:pPr>
-      <w:r>
-        <w:rPr>
-          <w:rFonts w:ascii="Arial" w:hAnsi="Arial"/>
-          <w:sz w:val="24"/>
-        </w:rPr>
-        <w:t>Laporan kemajuan fisik dan keuangan bulanan beserta foto dokumentasi progres.</w:t>
+        <w:t>Jadwal pelaksanaan pekerjaan akan diatur dalam Gantt Chart yang terintegrasi dengan master schedule proyek. Tahapan utama meliputi: Persiapan &amp; Mobilisasi (Bulan 1), Pekerjaan Pondasi (Bulan 2-3), Fabrikasi &amp; Erection Tangki (Bulan 3-5), Aplikasi Coating &amp; Instalasi Fitting/Piping (Bulan 5-6), serta Commissioning &amp; Serah Terima (Bulan 7-8). Setiap milestone wajib dilaporkan dan diverifikasi bersama pengguna.</w:t>
       </w:r>
     </w:p>
     <w:p>
@@ -1472,167 +1388,7 @@
           <w:color w:val="000000"/>
           <w:sz w:val="24"/>
         </w:rPr>
-        <w:t>5.3 Mobilisasi, Demobilisasi &amp; Logistik</w:t>
-      </w:r>
-    </w:p>
-    <w:p>
-      <w:pPr>
-        <w:pStyle w:val="ListBullet"/>
-      </w:pPr>
-      <w:r>
-        <w:rPr>
-          <w:rFonts w:ascii="Arial" w:hAnsi="Arial"/>
-          <w:sz w:val="24"/>
-        </w:rPr>
-        <w:t>Setiap material dan peralatan yang masuk ke dan keluar dari area PERUSAHAAN harus memiliki pengantar dan melalui pemeriksaan Security (Pintu-III untuk Kilang dan Pintu VIII untuk area umum).</w:t>
-      </w:r>
-    </w:p>
-    <w:p>
-      <w:pPr>
-        <w:pStyle w:val="ListBullet"/>
-      </w:pPr>
-      <w:r>
-        <w:rPr>
-          <w:rFonts w:ascii="Arial" w:hAnsi="Arial"/>
-          <w:sz w:val="24"/>
-        </w:rPr>
-        <w:t>Mobilisasi alat berat (crane 25 ton, HSPD) dan demobilisasi harus dijadwalkan minimal 7 hari sebelumnya.</w:t>
-      </w:r>
-    </w:p>
-    <w:p>
-      <w:pPr>
-        <w:pStyle w:val="ListBullet"/>
-      </w:pPr>
-      <w:r>
-        <w:rPr>
-          <w:rFonts w:ascii="Arial" w:hAnsi="Arial"/>
-          <w:sz w:val="24"/>
-        </w:rPr>
-        <w:t>Penyediaan BBM/Oli untuk operasional pompa uji hidrostatik, kompresor, mesin las, genset, dan crane.</w:t>
-      </w:r>
-    </w:p>
-    <w:p>
-      <w:pPr>
-        <w:pStyle w:val="ListBullet"/>
-      </w:pPr>
-      <w:r>
-        <w:rPr>
-          <w:rFonts w:ascii="Arial" w:hAnsi="Arial"/>
-          <w:sz w:val="24"/>
-        </w:rPr>
-        <w:t>Pengaturan rute logistik agar tidak mengganggu operasional terminal yang sedang berjalan.</w:t>
-      </w:r>
-    </w:p>
-    <w:p>
-      <w:pPr>
-        <w:pStyle w:val="Heading1"/>
-      </w:pPr>
-      <w:r>
-        <w:rPr>
-          <w:rFonts w:ascii="Arial" w:hAnsi="Arial"/>
-          <w:color w:val="000000"/>
-          <w:sz w:val="28"/>
-        </w:rPr>
-        <w:t>BAB VI - SYARAT PENERIMAAN, JAMINAN &amp; SANKSI</w:t>
-      </w:r>
-    </w:p>
-    <w:p>
-      <w:pPr>
-        <w:pStyle w:val="Heading2"/>
-      </w:pPr>
-      <w:r>
-        <w:rPr>
-          <w:rFonts w:ascii="Arial" w:hAnsi="Arial"/>
-          <w:color w:val="000000"/>
-          <w:sz w:val="24"/>
-        </w:rPr>
-        <w:t>6.1 Kriteria Penerimaan Pekerjaan</w:t>
-      </w:r>
-    </w:p>
-    <w:p>
-      <w:pPr>
-        <w:spacing w:line="360" w:lineRule="auto" w:after="120"/>
-      </w:pPr>
-      <w:r>
-        <w:rPr>
-          <w:rFonts w:ascii="Arial" w:hAnsi="Arial"/>
-          <w:sz w:val="24"/>
-        </w:rPr>
-        <w:t>TANGGAL SELESAINYA PEKERJAAN adalah sesuai hasil kesepakatan pada Kick-Off Meeting yang tertuang pada Notulen Rapat dengan syarat-syarat penerimaan pekerjaan: Pelaksana telah menyelesaikan seluruh pekerjaan yang menjadi tanggungjawabnya sesuai dengan lingkup kerja dan spesifikasi teknis serta semua peralatan dapat berfungsi dengan baik dan dapat diterima serta disetujui oleh PERUSAHAAN. Uji hidrostatik harus menunjukkan tidak ada kebocoran dan penurunan tekanan dalam batas toleransi yang ditetapkan.</w:t>
-      </w:r>
-    </w:p>
-    <w:p>
-      <w:pPr>
-        <w:pStyle w:val="Heading2"/>
-      </w:pPr>
-      <w:r>
-        <w:rPr>
-          <w:rFonts w:ascii="Arial" w:hAnsi="Arial"/>
-          <w:color w:val="000000"/>
-          <w:sz w:val="24"/>
-        </w:rPr>
-        <w:t>6.2 Jaminan &amp; Masa Perawatan</w:t>
-      </w:r>
-    </w:p>
-    <w:p>
-      <w:pPr>
-        <w:pStyle w:val="ListBullet"/>
-      </w:pPr>
-      <w:r>
-        <w:rPr>
-          <w:rFonts w:ascii="Arial" w:hAnsi="Arial"/>
-          <w:sz w:val="24"/>
-        </w:rPr>
-        <w:t>Masa jaminan pekerjaan (Defect Liability Period) dimulai sejak tanggal serah terima resmi.</w:t>
-      </w:r>
-    </w:p>
-    <w:p>
-      <w:pPr>
-        <w:pStyle w:val="ListBullet"/>
-      </w:pPr>
-      <w:r>
-        <w:rPr>
-          <w:rFonts w:ascii="Arial" w:hAnsi="Arial"/>
-          <w:sz w:val="24"/>
-        </w:rPr>
-        <w:t>Kontraktor wajib memperbaiki atau mengganti komponen yang rusak akibat kesalahan fabrikasi atau instalasi selama masa jaminan.</w:t>
-      </w:r>
-    </w:p>
-    <w:p>
-      <w:pPr>
-        <w:pStyle w:val="ListBullet"/>
-      </w:pPr>
-      <w:r>
-        <w:rPr>
-          <w:rFonts w:ascii="Arial" w:hAnsi="Arial"/>
-          <w:sz w:val="24"/>
-        </w:rPr>
-        <w:t>Penyediaan spare part kritis dan manual book operasi/pemeliharaan tangki.</w:t>
-      </w:r>
-    </w:p>
-    <w:p>
-      <w:pPr>
-        <w:pStyle w:val="ListBullet"/>
-      </w:pPr>
-      <w:r>
-        <w:rPr>
-          <w:rFonts w:ascii="Arial" w:hAnsi="Arial"/>
-          <w:sz w:val="24"/>
-        </w:rPr>
-        <w:t>Garansi pengelasan dan coating anti-karat sesuai standar industri tangki air.</w:t>
-      </w:r>
-    </w:p>
-    <w:p>
-      <w:pPr>
-        <w:pStyle w:val="Heading2"/>
-      </w:pPr>
-      <w:r>
-        <w:rPr>
-          <w:rFonts w:ascii="Arial" w:hAnsi="Arial"/>
-          <w:color w:val="000000"/>
-          <w:sz w:val="24"/>
-        </w:rPr>
-        <w:t>6.3 Sanksi &amp; Putus Kontrak</w:t>
+        <w:t>5.3 Mekanisme Penerimaan dan Punch List</w:t>
       </w:r>
     </w:p>
     <w:p>
@@ -1644,7 +1400,7 @@
           <w:rFonts w:ascii="Arial" w:hAnsi="Arial"/>
           <w:sz w:val="24"/>
         </w:rPr>
-        <w:t>Denda keterlambatan pelaksanaan pekerjaan dihitung berdasarkan persentase tertentu per hari kalender sesuai ketentuan kontrak.</w:t>
+        <w:t>Pekerjaan dianggap selesai secara fisik setelah seluruh item dalam ruang lingkup terpasang dan berfungsi normal.</w:t>
       </w:r>
     </w:p>
     <w:p>
@@ -1656,7 +1412,7 @@
           <w:rFonts w:ascii="Arial" w:hAnsi="Arial"/>
           <w:sz w:val="24"/>
         </w:rPr>
-        <w:t>Putus kontrak secara sepihak sesuai dengan aturan yang berlaku dalam surat kontrak yang ditandatangani para PIHAK apabila KONTRAKTOR melanggar klausul kritis, gagal memenuhi target progres &gt;20% berturut-turut, atau melakukan pelanggaran HSSE berat.</w:t>
+        <w:t>Pelaksanaan Joint Inspection untuk menyusun Snag List/Punch List; kontraktor wajib menyelesaikan seluruh poin dalam waktu maksimal 14 hari kalender.</w:t>
       </w:r>
     </w:p>
     <w:p>
@@ -1668,7 +1424,7 @@
           <w:rFonts w:ascii="Arial" w:hAnsi="Arial"/>
           <w:sz w:val="24"/>
         </w:rPr>
-        <w:t>KONTRAKTOR menanggung seluruh biaya perbaikan akibat cacat mutu pekerjaan yang ditemukan saat inspeksi.</w:t>
+        <w:t>Serah terima resmi hanya dapat dilakukan setelah semua dokumen teknis lengkap, hasil pengujian (NDT, DFT, Grounding Resistance) memenuhi standar, dan tidak terdapat defect kritis yang belum terselesaikan.</w:t>
       </w:r>
     </w:p>
     <w:p>
@@ -1680,7 +1436,7 @@
           <w:rFonts w:ascii="Arial" w:hAnsi="Arial"/>
           <w:sz w:val="24"/>
         </w:rPr>
-        <w:t>Sengketa diselesaikan melalui musyawarah terlebih dahulu, kemudian arbitrase sesuai hukum yang berlaku di Indonesia.</w:t>
+        <w:t>Proses penerimaan mengikuti mekanisme administrasi dan keuangan yang berlaku di PT Pertamina (Persero).</w:t>
       </w:r>
     </w:p>
     <w:sectPr>
@@ -1710,7 +1466,7 @@
         <w:rFonts w:ascii="Arial" w:hAnsi="Arial"/>
         <w:sz w:val="16"/>
       </w:rPr>
-      <w:t xml:space="preserve">No. Dok: RKS-[29849894]-[2026]  |  </w:t>
+      <w:t xml:space="preserve">No. Dok: RKS-[1242155]-[2026]  |  </w:t>
     </w:r>
     <w:r>
       <w:rPr>
@@ -1785,7 +1541,7 @@
         <w:b/>
         <w:sz w:val="18"/>
       </w:rPr>
-      <w:t>PT Kungfu Panda</w:t>
+      <w:t>PT PERTAMINA (PERSERO)</w:t>
     </w:r>
   </w:p>
 </w:hdr>

--- a/output/RKS_Pembangunan_tangki_air.docx
+++ b/output/RKS_Pembangunan_tangki_air.docx
@@ -72,7 +72,7 @@
                 <w:b/>
                 <w:sz w:val="24"/>
               </w:rPr>
-              <w:t>Pembangunan Tangki Air Kapasitas 1000 KL</w:t>
+              <w:t>Pembangunan Tangki Air Kapasitas 1.000 KL</w:t>
             </w:r>
           </w:p>
         </w:tc>
@@ -360,7 +360,7 @@
               <w:br/>
               <w:t>Kepala Bidang Teknik &amp; Operasi</w:t>
               <w:br/>
-              <w:t>Penyusun Dokumen</w:t>
+              <w:t>Project Manager</w:t>
             </w:r>
           </w:p>
         </w:tc>
@@ -440,9 +440,9 @@
               <w:br/>
               <w:br/>
               <w:br/>
-              <w:t>Manajer Proyek Konstruksi</w:t>
+              <w:t>Kepala Departemen Engineering &amp; QA/QC</w:t>
               <w:br/>
-              <w:t>Pemeriksa Dokumen</w:t>
+              <w:t>Chief Engineer</w:t>
             </w:r>
           </w:p>
         </w:tc>
@@ -522,9 +522,9 @@
               <w:br/>
               <w:br/>
               <w:br/>
-              <w:t>Direktur Utama / Head of Terminal</w:t>
+              <w:t>Direktur Utama Terminal BBM</w:t>
               <w:br/>
-              <w:t>Pengguna/Penyetuju Dokumen</w:t>
+              <w:t>Terminal Director</w:t>
             </w:r>
           </w:p>
         </w:tc>
@@ -624,7 +624,7 @@
           <w:color w:val="000000"/>
           <w:sz w:val="28"/>
         </w:rPr>
-        <w:t>BAB I - PENDAHULUAN</w:t>
+        <w:t>BAB I - UMUM</w:t>
       </w:r>
     </w:p>
     <w:p>
@@ -649,7 +649,7 @@
           <w:rFonts w:ascii="Arial" w:hAnsi="Arial"/>
           <w:sz w:val="24"/>
         </w:rPr>
-        <w:t>Dokumen ini merupakan Rencana Kerja dan Syarat-Syarat (RKS) untuk pekerjaan Pembangunan Tangki Air Kapasitas 1.000 KL di Fuel Terminal Samarinda. Tujuan penyusunan dokumen ini adalah menjadi acuan teknis, administratif, dan kontrakual bagi kontraktor dalam melaksanakan pekerjaan secara aman, tepat waktu, dan sesuai dengan standar mutu serta regulasi internal PT Pertamina (Persero).</w:t>
+        <w:t>Pekerjaan ini bertujuan untuk melaksanakan pembangunan tangki air kapasitas 1.000 KL di lokasi Fuel Terminal Samarinda dengan tingkat risiko CSMS kategori HIGH. Seluruh pelaksanaan pekerjaan harus memenuhi standar teknis, keselamatan, dan lingkungan yang berlaku serta menghasilkan konstruksi yang aman, tahan lama, dan dapat dipertanggungjawabkan sesuai dengan Rencana Kerja dan Syarat-Syarat (RKS) serta Berita Acara Penjelasan Pekerjaan.</w:t>
       </w:r>
     </w:p>
     <w:p>
@@ -662,67 +662,55 @@
           <w:color w:val="000000"/>
           <w:sz w:val="24"/>
         </w:rPr>
-        <w:t>1.2 Ruang Lingkup Pekerjaan</w:t>
+        <w:t>1.2 Dasar Penyusunan Dokumen</w:t>
       </w:r>
     </w:p>
     <w:p>
       <w:pPr>
-        <w:pStyle w:val="ListBullet"/>
+        <w:pStyle w:val="ListNumber"/>
       </w:pPr>
       <w:r>
         <w:rPr>
           <w:rFonts w:ascii="Arial" w:hAnsi="Arial"/>
           <w:sz w:val="24"/>
         </w:rPr>
-        <w:t>Pekerjaan persiapan, survei engineering, shop drawing, penyediaan direksi kit kontainer, dan fasilitas HSSE.</w:t>
+        <w:t>Peraturan Menteri ESDM dan ketentuan Dirjen Migas terkait penyimpanan bahan bakar cair dan air industri.</w:t>
       </w:r>
     </w:p>
     <w:p>
       <w:pPr>
-        <w:pStyle w:val="ListBullet"/>
+        <w:pStyle w:val="ListNumber"/>
       </w:pPr>
       <w:r>
         <w:rPr>
           <w:rFonts w:ascii="Arial" w:hAnsi="Arial"/>
           <w:sz w:val="24"/>
         </w:rPr>
-        <w:t>Pekerjaan pondasi meliputi pemancangan spun pile, galian tanah, urugan pasir pilihan, pembuatan lantai kerja beton, poer, slab beton bertulang, dan finishing paving aspal ACWC.</w:t>
+        <w:t>Bill of Quantities (BOQ) dan Gambar Desain Teknik yang telah disetujui.</w:t>
       </w:r>
     </w:p>
     <w:p>
       <w:pPr>
-        <w:pStyle w:val="ListBullet"/>
+        <w:pStyle w:val="ListNumber"/>
       </w:pPr>
       <w:r>
         <w:rPr>
           <w:rFonts w:ascii="Arial" w:hAnsi="Arial"/>
           <w:sz w:val="24"/>
         </w:rPr>
-        <w:t>Fabrikasi dan erection tangki timbun (shell, bottom, roof) beserta rangka atap, tangga darurat, platform inlet/outlet, handrail, dan splash plate.</w:t>
+        <w:t>Pedoman HSSE Pertamina dan sistem manajemen risiko CSMS level HIGH.</w:t>
       </w:r>
     </w:p>
     <w:p>
       <w:pPr>
-        <w:pStyle w:val="ListBullet"/>
+        <w:pStyle w:val="ListNumber"/>
       </w:pPr>
       <w:r>
         <w:rPr>
           <w:rFonts w:ascii="Arial" w:hAnsi="Arial"/>
           <w:sz w:val="24"/>
         </w:rPr>
-        <w:t>Aplikasi sistem pelapisan (coating) anti-korosi multi-layer pada area internal, eksternal, dan underside tangki.</w:t>
-      </w:r>
-    </w:p>
-    <w:p>
-      <w:pPr>
-        <w:pStyle w:val="ListBullet"/>
-      </w:pPr>
-      <w:r>
-        <w:rPr>
-          <w:rFonts w:ascii="Arial" w:hAnsi="Arial"/>
-          <w:sz w:val="24"/>
-        </w:rPr>
-        <w:t>Instalasi kelengkapan operasional: manhole, breather valve, emergency vent, product drain, jaringan piping pendek, katup kontrol, serta sistem earthing/grounding.</w:t>
+        <w:t>Standar internasional ASTM, ASME, API, ISO, dan SSPC yang menjadi acuan material dan fabrikasi.</w:t>
       </w:r>
     </w:p>
     <w:p>
@@ -735,7 +723,7 @@
           <w:color w:val="000000"/>
           <w:sz w:val="24"/>
         </w:rPr>
-        <w:t>1.3 Lokasi dan Kondisi Site</w:t>
+        <w:t>1.3 Batasan Wilayah Kerja</w:t>
       </w:r>
     </w:p>
     <w:p>
@@ -747,7 +735,7 @@
           <w:rFonts w:ascii="Arial" w:hAnsi="Arial"/>
           <w:sz w:val="24"/>
         </w:rPr>
-        <w:t>Proyek dilaksanakan di Fuel Terminal Samarinda. Area site telah diklarifikasi kesiapannya untuk pelaksanaan konstruksi dengan akses logistik yang memadai, dukungan utilitas terminal yang beroperasi, dan zona keamanan yang terintegrasi dengan sistem manajemen keselamatan perusahaan.</w:t>
+        <w:t>Wilayah kerja dibatasi pada area Fuel Terminal Samarinda yang telah ditetapkan oleh Pemberi Pekerjaan. Kontraktor wajib mematuhi zona akses, pembatas area kerja, dan prosedur masuk keluar personel serta peralatan yang diatur oleh security dan tim HSSE terminal.</w:t>
       </w:r>
     </w:p>
     <w:p>
@@ -760,7 +748,7 @@
           <w:color w:val="000000"/>
           <w:sz w:val="28"/>
         </w:rPr>
-        <w:t>BAB II - SPESIFIKASI TEKNIS DAN MATERIAL</w:t>
+        <w:t>BAB II - RUANG LINGKUP PEKERJAAN</w:t>
       </w:r>
     </w:p>
     <w:p>
@@ -773,7 +761,7 @@
           <w:color w:val="000000"/>
           <w:sz w:val="24"/>
         </w:rPr>
-        <w:t>2.1 Spesifikasi Material Utama</w:t>
+        <w:t>2.1 Persiapan Konstruksi</w:t>
       </w:r>
     </w:p>
     <w:p>
@@ -785,7 +773,7 @@
           <w:rFonts w:ascii="Arial" w:hAnsi="Arial"/>
           <w:sz w:val="24"/>
         </w:rPr>
-        <w:t>Baja Plat: ASTM A 283 Grade C (untuk shell, bottom, roof, rangka atap, gusset, stiffener, splash plate, reinforcement).</w:t>
+        <w:t>Penyediaan direksi kit termasuk kontainer 40 ft sebagai kantor lapangan.</w:t>
       </w:r>
     </w:p>
     <w:p>
@@ -797,7 +785,7 @@
           <w:rFonts w:ascii="Arial" w:hAnsi="Arial"/>
           <w:sz w:val="24"/>
         </w:rPr>
-        <w:t>Baja Profil &amp; Pipa: UNP 100, Besi Siku L.70.70.7 &amp; L.40.40.4, Pipa Galvanis Ø1,5", Pipa API 5L Grade B Sch 40.</w:t>
+        <w:t>Survei engineering, topografi, dan penyusunan shop drawing detail.</w:t>
       </w:r>
     </w:p>
     <w:p>
@@ -809,7 +797,7 @@
           <w:rFonts w:ascii="Arial" w:hAnsi="Arial"/>
           <w:sz w:val="24"/>
         </w:rPr>
-        <w:t>Beton &amp; Pondasi: Spun Pile dia. 400 mm (Mutu K450), Ready Mix K-250 &amp; K-300, Cor 1:3:5, Batu Kali Campuran 1:2:3, Asphalt ACWC.</w:t>
+        <w:t>Mobilisasi dan demobilisasi tenaga ahli, alat berat, dan peralatan kerja.</w:t>
       </w:r>
     </w:p>
     <w:p>
@@ -821,7 +809,7 @@
           <w:rFonts w:ascii="Arial" w:hAnsi="Arial"/>
           <w:sz w:val="24"/>
         </w:rPr>
-        <w:t>Komponen Fitting &amp; Katup: Manhole &amp; Nozzle (ANSI #150, Sch STD), API 5L Neck, ASME B.16.5 Flange, PRV, Swing Check, Ball Valve, Gate Valve, Free Vent, Lichtgitter Steel Grating, Mur-Baut standar ASME/API (A193, A194, A216 WCB).</w:t>
+        <w:t>Sewa scaffolding dan pemasangan fasilitas HSSE sementara.</w:t>
       </w:r>
     </w:p>
     <w:p>
@@ -834,7 +822,7 @@
           <w:color w:val="000000"/>
           <w:sz w:val="24"/>
         </w:rPr>
-        <w:t>2.2 Standar Fabrikasi dan Pengelasan</w:t>
+        <w:t>2.2 Pekerjaan Pondasi dan Struktur Beton</w:t>
       </w:r>
     </w:p>
     <w:p>
@@ -846,7 +834,7 @@
           <w:rFonts w:ascii="Arial" w:hAnsi="Arial"/>
           <w:sz w:val="24"/>
         </w:rPr>
-        <w:t>Semua plat baja wajib memenuhi spesifikasi ASTM A 283 Grade C dengan sertifikat MTC/MTR yang diverifikasi.</w:t>
+        <w:t>Pemancangan spun pile mutu K450 (Ø 400 mm) sepanjang ±450 m pada 25 titik pondasi.</w:t>
       </w:r>
     </w:p>
     <w:p>
@@ -858,7 +846,7 @@
           <w:rFonts w:ascii="Arial" w:hAnsi="Arial"/>
           <w:sz w:val="24"/>
         </w:rPr>
-        <w:t>Komponen nozzle, flange, dan fitting mengacu pada ANSI #150, Sch STD, API 5L, dan ASME B.16.5/B.16.9.</w:t>
+        <w:t>Penggalian tanah volume ±146,92 m³ dan urugan pasir pilihan ±680,84 m³ yang dipadatkan sesuai spesifikasi geoteknik.</w:t>
       </w:r>
     </w:p>
     <w:p>
@@ -870,7 +858,7 @@
           <w:rFonts w:ascii="Arial" w:hAnsi="Arial"/>
           <w:sz w:val="24"/>
         </w:rPr>
-        <w:t>Welding Procedure Specification (WPS) dan Performance Qualification Record (PQR) wajib disetujui sebelum pelaksanaan pengelasan.</w:t>
+        <w:t>Pemasangan lantai kerja, bekisting berulang ±168,47 m², dan pengecoran beton bertulang ±77,59 m³ menggunakan ready mix K250 dan K300.</w:t>
       </w:r>
     </w:p>
     <w:p>
@@ -882,7 +870,7 @@
           <w:rFonts w:ascii="Arial" w:hAnsi="Arial"/>
           <w:sz w:val="24"/>
         </w:rPr>
-        <w:t>Pengelasan lapangan wajib dilakukan oleh welder bersertifikat dan divalidasi melalui NDT (Radiografi/Ultrasonik) sesuai persentase yang ditentukan dalam Inspection Test Plan (ITP).</w:t>
+        <w:t>Finishing permukaan dengan asphalt ACWC dan pembuatan slab beton pile cap.</w:t>
       </w:r>
     </w:p>
     <w:p>
@@ -895,7 +883,80 @@
           <w:color w:val="000000"/>
           <w:sz w:val="24"/>
         </w:rPr>
-        <w:t>2.3 Persyaratan Sistem Pelapisan (Coating)</w:t>
+        <w:t>2.3 Fabrikasi dan Erection Tangki</w:t>
+      </w:r>
+    </w:p>
+    <w:p>
+      <w:pPr>
+        <w:pStyle w:val="ListBullet"/>
+      </w:pPr>
+      <w:r>
+        <w:rPr>
+          <w:rFonts w:ascii="Arial" w:hAnsi="Arial"/>
+          <w:sz w:val="24"/>
+        </w:rPr>
+        <w:t>Perakitan plat shell (Ring I–VI) ±15.750 kg, plat bottom ±8.400 kg, dan plat roof ±6.300 kg.</w:t>
+      </w:r>
+    </w:p>
+    <w:p>
+      <w:pPr>
+        <w:pStyle w:val="ListBullet"/>
+      </w:pPr>
+      <w:r>
+        <w:rPr>
+          <w:rFonts w:ascii="Arial" w:hAnsi="Arial"/>
+          <w:sz w:val="24"/>
+        </w:rPr>
+        <w:t>Pemasangan rangka atap, struktur pendukung, platform inlet/outlet, serta walkway.</w:t>
+      </w:r>
+    </w:p>
+    <w:p>
+      <w:pPr>
+        <w:pStyle w:val="ListBullet"/>
+      </w:pPr>
+      <w:r>
+        <w:rPr>
+          <w:rFonts w:ascii="Arial" w:hAnsi="Arial"/>
+          <w:sz w:val="24"/>
+        </w:rPr>
+        <w:t>Pembuatan tangga darurat, handrail internal dan eksternal, serta bracket penopang.</w:t>
+      </w:r>
+    </w:p>
+    <w:p>
+      <w:pPr>
+        <w:pStyle w:val="ListBullet"/>
+      </w:pPr>
+      <w:r>
+        <w:rPr>
+          <w:rFonts w:ascii="Arial" w:hAnsi="Arial"/>
+          <w:sz w:val="24"/>
+        </w:rPr>
+        <w:t>Instalasi nozzle, breather valve, emergency vent, manhole, dan product drain sesuai gambar.</w:t>
+      </w:r>
+    </w:p>
+    <w:p>
+      <w:pPr>
+        <w:pStyle w:val="Heading2"/>
+      </w:pPr>
+      <w:r>
+        <w:rPr>
+          <w:rFonts w:ascii="Arial" w:hAnsi="Arial"/>
+          <w:color w:val="000000"/>
+          <w:sz w:val="24"/>
+        </w:rPr>
+        <w:t>2.4 Instalasi Pipa dan Sistem Kelengkapan</w:t>
+      </w:r>
+    </w:p>
+    <w:p>
+      <w:pPr>
+        <w:spacing w:line="360" w:lineRule="auto" w:after="120"/>
+      </w:pPr>
+      <w:r>
+        <w:rPr>
+          <w:rFonts w:ascii="Arial" w:hAnsi="Arial"/>
+          <w:sz w:val="24"/>
+        </w:rPr>
+        <w:t>Kontraktor bertanggung jawab atas pemasangan pipa akses Ø 1,5" (±18 m), gate valve 4" (2 unit) dan 2" (1 unit), free vent Ø 6" (2 unit), serta seluruh flange ASME B.16.5 Class #150 SO RF dan fitting ASTM A 234 WPB Sch 40. Sistem earthing/grounding juga harus terpasang lengkap dengan hambatan maksimal 4 ohm.</w:t>
       </w:r>
     </w:p>
     <w:p>
@@ -908,7 +969,7 @@
           <w:color w:val="000000"/>
           <w:sz w:val="28"/>
         </w:rPr>
-        <w:t>BAB III - RUANG LINGKUP EKSEKUSI DAN KUANTITAS</w:t>
+        <w:t>BAB III - SPESIFIKASI TEKNIS DAN MATERIAL</w:t>
       </w:r>
     </w:p>
     <w:p>
@@ -921,19 +982,7 @@
           <w:color w:val="000000"/>
           <w:sz w:val="24"/>
         </w:rPr>
-        <w:t>3.1 Pekerjaan Persiapan dan Mobilisasi</w:t>
-      </w:r>
-    </w:p>
-    <w:p>
-      <w:pPr>
-        <w:spacing w:line="360" w:lineRule="auto" w:after="120"/>
-      </w:pPr>
-      <w:r>
-        <w:rPr>
-          <w:rFonts w:ascii="Arial" w:hAnsi="Arial"/>
-          <w:sz w:val="24"/>
-        </w:rPr>
-        <w:t>Kontraktor wajib menyediakan direksi kit kontainer, melakukan survei engineering detail, menyusun shop drawing, menyiapkan fasilitas HSSE, menyewa scaffolding, serta melaksanakan mobilisasi dan demobilisasi tenaga kerja dan peralatan pendukung ke lokasi proyek.</w:t>
+        <w:t>3.1 Standar Material Baja dan Pipa</w:t>
       </w:r>
     </w:p>
     <w:p>
@@ -946,55 +995,19 @@
           <w:color w:val="000000"/>
           <w:sz w:val="24"/>
         </w:rPr>
-        <w:t>3.2 Pekerjaan Pondasi dan Struktur Bawah</w:t>
+        <w:t>3.2 Mutu Beton dan Pondasi</w:t>
       </w:r>
     </w:p>
     <w:p>
       <w:pPr>
-        <w:pStyle w:val="ListNumber"/>
+        <w:spacing w:line="360" w:lineRule="auto" w:after="120"/>
       </w:pPr>
       <w:r>
         <w:rPr>
           <w:rFonts w:ascii="Arial" w:hAnsi="Arial"/>
           <w:sz w:val="24"/>
         </w:rPr>
-        <w:t>Pemancangan 25 titik spun pile menggunakan HSPD dengan total panjang terpasang 450 m.</w:t>
-      </w:r>
-    </w:p>
-    <w:p>
-      <w:pPr>
-        <w:pStyle w:val="ListNumber"/>
-      </w:pPr>
-      <w:r>
-        <w:rPr>
-          <w:rFonts w:ascii="Arial" w:hAnsi="Arial"/>
-          <w:sz w:val="24"/>
-        </w:rPr>
-        <w:t>Galian tanah dan urugan pasir pilihan dengan volume ±721 m³.</w:t>
-      </w:r>
-    </w:p>
-    <w:p>
-      <w:pPr>
-        <w:pStyle w:val="ListNumber"/>
-      </w:pPr>
-      <w:r>
-        <w:rPr>
-          <w:rFonts w:ascii="Arial" w:hAnsi="Arial"/>
-          <w:sz w:val="24"/>
-        </w:rPr>
-        <w:t>Pengecoran terusan pile cap dan poer/lantai beton dengan volume ±21,60 m³ dan ±75,14 m³ menggunakan ready mix K-250/K-300.</w:t>
-      </w:r>
-    </w:p>
-    <w:p>
-      <w:pPr>
-        <w:pStyle w:val="ListNumber"/>
-      </w:pPr>
-      <w:r>
-        <w:rPr>
-          <w:rFonts w:ascii="Arial" w:hAnsi="Arial"/>
-          <w:sz w:val="24"/>
-        </w:rPr>
-        <w:t>Pemasangan bekisting berulang dengan luas ±168 m² dan finishing paving aspal ACWC seluas 110,05 m².</w:t>
+        <w:t>Pondasi menggunakan spun pile mutu K450 dengan kedalaman tanam 18 meter. Pengecoran kepala tiang dan pile cap menggunakan ready mix K250, sedangkan poer dan slab menggunakan ready mix K300. Urugan pasir pilihan wajib dipadatkan hingga mencapai densitas minimum sesuai hasil uji laboratorium. Pembesian beton struktur harus disesuaikan secara ketat dengan gambar rencana, dan pengecoran hanya dapat dilaksanakan atas persetujuan tertulis dari direksi/pengawas.</w:t>
       </w:r>
     </w:p>
     <w:p>
@@ -1007,7 +1020,7 @@
           <w:color w:val="000000"/>
           <w:sz w:val="24"/>
         </w:rPr>
-        <w:t>3.3 Fabrikasi dan Erection Tangki Timbun</w:t>
+        <w:t>3.3 Sistem Pelapisan (Coating)</w:t>
       </w:r>
     </w:p>
     <w:p>
@@ -1019,7 +1032,7 @@
           <w:rFonts w:ascii="Arial" w:hAnsi="Arial"/>
           <w:sz w:val="24"/>
         </w:rPr>
-        <w:t>Perakitan plat shell (6 ring, total ±18,9 ton), plat bottom (±8,4 ton), dan plat roof (±6,3 ton).</w:t>
+        <w:t>Persiapan permukaan wajib dilakukan blast cleaning hingga standar ISO 8501-1 : Sa 2.5 / SSPC-SP10 sebelum aplikasi cat.</w:t>
       </w:r>
     </w:p>
     <w:p>
@@ -1031,7 +1044,7 @@
           <w:rFonts w:ascii="Arial" w:hAnsi="Arial"/>
           <w:sz w:val="24"/>
         </w:rPr>
-        <w:t>Pengelasan lapangan seluruh sambungan struktur utama dengan pengawasan QA/QC ketat.</w:t>
+        <w:t>Ketebalan minimum coating ditetapkan 250–275 µm (DFT) dengan metode airless spray.</w:t>
       </w:r>
     </w:p>
     <w:p>
@@ -1043,7 +1056,7 @@
           <w:rFonts w:ascii="Arial" w:hAnsi="Arial"/>
           <w:sz w:val="24"/>
         </w:rPr>
-        <w:t>Pemasangan rangka atap, tangga darurat, platform walkway, handrail dalam &amp; luar, serta splash plate menggunakan crane darat 25 ton.</w:t>
+        <w:t>Zona Internal: Amine adduct epoxy (anti-korosi dan food/water grade compliant).</w:t>
       </w:r>
     </w:p>
     <w:p>
@@ -1055,7 +1068,19 @@
           <w:rFonts w:ascii="Arial" w:hAnsi="Arial"/>
           <w:sz w:val="24"/>
         </w:rPr>
-        <w:t>Verifikasi dimensi dan alignment tangki sebelum aplikasi coating dimulai.</w:t>
+        <w:t>Zona Eksternal: Inorganic zinc silicate + High solid epoxy + Aliphatic polyurethane (UV resistant).</w:t>
+      </w:r>
+    </w:p>
+    <w:p>
+      <w:pPr>
+        <w:pStyle w:val="ListNumber"/>
+      </w:pPr>
+      <w:r>
+        <w:rPr>
+          <w:rFonts w:ascii="Arial" w:hAnsi="Arial"/>
+          <w:sz w:val="24"/>
+        </w:rPr>
+        <w:t>Zona Underside: Epoxy zinc rich + Coal tar epoxy (tahan kelembaban tanah).</w:t>
       </w:r>
     </w:p>
     <w:p>
@@ -1068,7 +1093,7 @@
           <w:color w:val="000000"/>
           <w:sz w:val="24"/>
         </w:rPr>
-        <w:t>3.4 Instalasi Fitting, Piping dan Sistem Grounding</w:t>
+        <w:t>3.4 Toleransi Pengelasan dan Fabrikasi</w:t>
       </w:r>
     </w:p>
     <w:p>
@@ -1080,7 +1105,7 @@
           <w:rFonts w:ascii="Arial" w:hAnsi="Arial"/>
           <w:sz w:val="24"/>
         </w:rPr>
-        <w:t>Pemasangan manhole dan nozzle berbagai ukuran (ø4"–ø24") dengan flange ANSI #150 Sch STD.</w:t>
+        <w:t>Seluruh pengelasan mengikuti WPS/PQR yang telah disetujui dan dikerjakan oleh welder bersertifikat.</w:t>
       </w:r>
     </w:p>
     <w:p>
@@ -1092,7 +1117,7 @@
           <w:rFonts w:ascii="Arial" w:hAnsi="Arial"/>
           <w:sz w:val="24"/>
         </w:rPr>
-        <w:t>Instalasi pipa Ø1,5" sepanjang 18 m dilengkapi elbow, tee, flange, dan katup kontrol (PRV, Swing Check, Ball Valve, Gate Valve).</w:t>
+        <w:t>Toleransi kelurusan shell maksimum ±3 mm per 10 meter tinggi.</w:t>
       </w:r>
     </w:p>
     <w:p>
@@ -1104,7 +1129,7 @@
           <w:rFonts w:ascii="Arial" w:hAnsi="Arial"/>
           <w:sz w:val="24"/>
         </w:rPr>
-        <w:t>Pemasangan sistem earthing/grounding dengan hambatan tanah maksimum 4 ohm sesuai ketentuan teknis Dirjen Migas.</w:t>
+        <w:t>Uji NDT (MT/PT/DPI) wajib dilakukan pada sambungan kritis dan 10% random check pada sambungan sekunder.</w:t>
       </w:r>
     </w:p>
     <w:p>
@@ -1116,7 +1141,7 @@
           <w:rFonts w:ascii="Arial" w:hAnsi="Arial"/>
           <w:sz w:val="24"/>
         </w:rPr>
-        <w:t>Integrasi breather valve, emergency vent, dan product drain untuk operasi tangki yang aman.</w:t>
+        <w:t>Kontraktor wajib menyediakan contah bahan atau mock-up section yang memperlihatkan konstruksi sambungan, detail las, dan tampilan bidang permukaan sebagai referensi kualitas akhir.</w:t>
       </w:r>
     </w:p>
     <w:p>
@@ -1129,7 +1154,7 @@
           <w:color w:val="000000"/>
           <w:sz w:val="28"/>
         </w:rPr>
-        <w:t>BAB IV - PERSYARATAN HSSE DAN PENGAWASAN MUTU</w:t>
+        <w:t>BAB IV - PERSYARATAN HSSE DAN LINGKUNGAN</w:t>
       </w:r>
     </w:p>
     <w:p>
@@ -1142,7 +1167,7 @@
           <w:color w:val="000000"/>
           <w:sz w:val="24"/>
         </w:rPr>
-        <w:t>4.1 Implementasi CSMS dan Manajemen Risiko HIGH</w:t>
+        <w:t>4.1 Manajemen Risiko dan CSMS</w:t>
       </w:r>
     </w:p>
     <w:p>
@@ -1154,7 +1179,7 @@
           <w:rFonts w:ascii="Arial" w:hAnsi="Arial"/>
           <w:sz w:val="24"/>
         </w:rPr>
-        <w:t>Mengingat tingkat risiko pekerjaan ditetapkan sebagai HIGH, kontraktor wajib menerapkan Corporate Safety Management System (CSMS) Pertamina secara penuh. Kegiatan wajib mencakup Daily Toolbox Meeting, Job Safety Analysis (JSA) sebelum setiap aktivitas kritis, permit to work (PTW) untuk pekerjaan panas/terbatas, serta audit keselamatan mingguan oleh tim HSSE terminal.</w:t>
+        <w:t>Mengingat risiko pekerjaan dikategorikan HIGH, kontraktor wajib menerapkan sistem manajemen keselamatan terintegrasi. Tim HSSE kontraktor harus dipimpin oleh Safety Man berpengalaman, dilengkapi dengan fire blanket, genset cadangan, tirai air (water curtain), dan prosedur emergency response plan (ERP) yang disosialisasikan kepada seluruh personel sebelum pekerjaan dimulai.</w:t>
       </w:r>
     </w:p>
     <w:p>
@@ -1167,55 +1192,55 @@
           <w:color w:val="000000"/>
           <w:sz w:val="24"/>
         </w:rPr>
-        <w:t>4.2 Inspeksi, Pengujian dan Verifikasi Mutu</w:t>
+        <w:t>4.2 APD dan Fasilitas Keselamatan Kerja</w:t>
       </w:r>
     </w:p>
     <w:p>
       <w:pPr>
-        <w:pStyle w:val="ListNumber"/>
+        <w:pStyle w:val="ListBullet"/>
       </w:pPr>
       <w:r>
         <w:rPr>
           <w:rFonts w:ascii="Arial" w:hAnsi="Arial"/>
           <w:sz w:val="24"/>
         </w:rPr>
-        <w:t>Verifikasi MTC/MTR seluruh material baja, beton, dan cat sebelum digunakan di site.</w:t>
+        <w:t>APD lengkap wajib dikenakan: helm safety, kacamata pelindung, sepatu safety, sarung tangan las/kimia, dan full body harness untuk pekerjaan di ketinggian.</w:t>
       </w:r>
     </w:p>
     <w:p>
       <w:pPr>
-        <w:pStyle w:val="ListNumber"/>
+        <w:pStyle w:val="ListBullet"/>
       </w:pPr>
       <w:r>
         <w:rPr>
           <w:rFonts w:ascii="Arial" w:hAnsi="Arial"/>
           <w:sz w:val="24"/>
         </w:rPr>
-        <w:t>Pelaksanaan NDT (Radiografi/Ultrasonik) pada sambungan las primer dan sekunder sesuai kode pengelasan yang berlaku.</w:t>
+        <w:t>Scaffolding harus dirancang oleh engineer bersertifikat, diberi label hijau/kuning, dan diinspeksi harian.</w:t>
       </w:r>
     </w:p>
     <w:p>
       <w:pPr>
-        <w:pStyle w:val="ListNumber"/>
+        <w:pStyle w:val="ListBullet"/>
       </w:pPr>
       <w:r>
         <w:rPr>
           <w:rFonts w:ascii="Arial" w:hAnsi="Arial"/>
           <w:sz w:val="24"/>
         </w:rPr>
-        <w:t>Pengukuran Ketebalan Cat (DFT Measurement) menggunakan dry film thickness gauge pada setiap lapisan coating; penolakan material/cat wajib dilakukan jika nilai DFT tidak mencapai standar minimum yang ditetapkan.</w:t>
+        <w:t>Area kerja berisiko tinggi (hot work/confined space) wajib dilengkapi gas detector dan permit to work (PTW) aktif.</w:t>
       </w:r>
     </w:p>
     <w:p>
       <w:pPr>
-        <w:pStyle w:val="ListNumber"/>
+        <w:pStyle w:val="ListBullet"/>
       </w:pPr>
       <w:r>
         <w:rPr>
           <w:rFonts w:ascii="Arial" w:hAnsi="Arial"/>
           <w:sz w:val="24"/>
         </w:rPr>
-        <w:t>Hydrotest/Pneumatic test pada komponen piping dan fitting sesuai prosedur yang disetujui pengguna.</w:t>
+        <w:t>Pembatas area kerja (barrier tape/cone) dan rambu keselamatan harus terpasang jelas di seluruh perimeter.</w:t>
       </w:r>
     </w:p>
     <w:p>
@@ -1228,55 +1253,80 @@
           <w:color w:val="000000"/>
           <w:sz w:val="24"/>
         </w:rPr>
-        <w:t>4.3 Fasilitas dan Prosedur HSSE</w:t>
+        <w:t>4.3 Pengelolaan Limbah dan Kebersihan Area</w:t>
       </w:r>
     </w:p>
     <w:p>
       <w:pPr>
-        <w:pStyle w:val="ListBullet"/>
+        <w:pStyle w:val="ListNumber"/>
       </w:pPr>
       <w:r>
         <w:rPr>
           <w:rFonts w:ascii="Arial" w:hAnsi="Arial"/>
           <w:sz w:val="24"/>
         </w:rPr>
-        <w:t>Penyediaan APD lengkap (helm, sepatu safety, kacamata, sarung tangan, harness) untuk seluruh pekerja.</w:t>
+        <w:t>Memastikan semua area kerja bersih dari sisa material dan pekerjaan (contoh: besi, kayu, pasir sand blast, kemasan material, kertas, dan lain-lain) setiap hari sebelum shift berakhir.</w:t>
       </w:r>
     </w:p>
     <w:p>
       <w:pPr>
-        <w:pStyle w:val="ListBullet"/>
+        <w:pStyle w:val="ListNumber"/>
       </w:pPr>
       <w:r>
         <w:rPr>
           <w:rFonts w:ascii="Arial" w:hAnsi="Arial"/>
           <w:sz w:val="24"/>
         </w:rPr>
-        <w:t>Pemasangan barrier fisik, signage peringatan bahaya, dan rambu evakuasi di seluruh area kerja.</w:t>
+        <w:t>Pemisahan limbah B3 (calcat, solvent, rempah las) ke dalam drum tertutup dan didisposisikan melalui pihak ketiga berizin.</w:t>
       </w:r>
     </w:p>
     <w:p>
       <w:pPr>
-        <w:pStyle w:val="ListBullet"/>
+        <w:pStyle w:val="ListNumber"/>
       </w:pPr>
       <w:r>
         <w:rPr>
           <w:rFonts w:ascii="Arial" w:hAnsi="Arial"/>
           <w:sz w:val="24"/>
         </w:rPr>
-        <w:t>Penyusunan Emergency Response Plan (ERP) yang terintegrasi dengan tim SAR terminal.</w:t>
+        <w:t>Melakukan intervensi segera jika menemukan personil yang membuang sampah sembarangan serta meninggalkan sisa material dan pekerjaan di area kerja, disertai sanksi disiplin sesuai kontrak.</w:t>
       </w:r>
     </w:p>
     <w:p>
       <w:pPr>
-        <w:pStyle w:val="ListBullet"/>
+        <w:pStyle w:val="ListNumber"/>
       </w:pPr>
       <w:r>
         <w:rPr>
           <w:rFonts w:ascii="Arial" w:hAnsi="Arial"/>
           <w:sz w:val="24"/>
         </w:rPr>
-        <w:t>Larangan mutlak bekerja saat cuaca ekstrem atau kondisi angin melebihi batas aman penggunaan crane darat 25 ton.</w:t>
+        <w:t>Pelaporan insiden hampir celaka (near miss) wajib disampaikan dalam waktu 2x24 jam ke tim HSSE terminal.</w:t>
+      </w:r>
+    </w:p>
+    <w:p>
+      <w:pPr>
+        <w:pStyle w:val="Heading2"/>
+      </w:pPr>
+      <w:r>
+        <w:rPr>
+          <w:rFonts w:ascii="Arial" w:hAnsi="Arial"/>
+          <w:color w:val="000000"/>
+          <w:sz w:val="24"/>
+        </w:rPr>
+        <w:t>4.4 Grounding dan Earthing System</w:t>
+      </w:r>
+    </w:p>
+    <w:p>
+      <w:pPr>
+        <w:spacing w:line="360" w:lineRule="auto" w:after="120"/>
+      </w:pPr>
+      <w:r>
+        <w:rPr>
+          <w:rFonts w:ascii="Arial" w:hAnsi="Arial"/>
+          <w:sz w:val="24"/>
+        </w:rPr>
+        <w:t>Sistem grounding tangki dan instalasi listrik konstruksi harus memenuhi standar keamanan petir dan arus bocor. Hambatan tanah (ground resistance) maksimal 4 ohm sesuai ketentuan Dirjen Migas. Pengukuran dilakukan menggunakan ground tester dan hasilnya dicantumkan dalam laporan commissioning.</w:t>
       </w:r>
     </w:p>
     <w:p>
@@ -1289,7 +1339,7 @@
           <w:color w:val="000000"/>
           <w:sz w:val="28"/>
         </w:rPr>
-        <w:t>BAB V - DOKUMENTASI, JADWAL DAN MEKANISME PENERIMAAN</w:t>
+        <w:t>BAB V - PENGENDALIAN KUALITAS DAN DOKUMENTASI</w:t>
       </w:r>
     </w:p>
     <w:p>
@@ -1302,55 +1352,55 @@
           <w:color w:val="000000"/>
           <w:sz w:val="24"/>
         </w:rPr>
-        <w:t>5.1 Kewajiban Dokumentasi Teknis</w:t>
+        <w:t>5.1 Prosedur Inspeksi dan Pengujian</w:t>
       </w:r>
     </w:p>
     <w:p>
       <w:pPr>
-        <w:pStyle w:val="ListBullet"/>
+        <w:pStyle w:val="ListNumber"/>
       </w:pPr>
       <w:r>
         <w:rPr>
           <w:rFonts w:ascii="Arial" w:hAnsi="Arial"/>
           <w:sz w:val="24"/>
         </w:rPr>
-        <w:t>Kontraktor wajib menyediakan drafter standby selama 8 bulan untuk penyusunan dan revisi gambar kerja.</w:t>
+        <w:t>Material Approval Form (MAF) wajib diajukan dan disetujui sebelum pembelian dan pengiriman material ke lokasi.</w:t>
       </w:r>
     </w:p>
     <w:p>
       <w:pPr>
-        <w:pStyle w:val="ListBullet"/>
+        <w:pStyle w:val="ListNumber"/>
       </w:pPr>
       <w:r>
         <w:rPr>
           <w:rFonts w:ascii="Arial" w:hAnsi="Arial"/>
           <w:sz w:val="24"/>
         </w:rPr>
-        <w:t>Pengiriman Shop Drawing, As Built Drawing, Material Approval Report, dan Laporan Bulanan secara berkala kepada pengguna.</w:t>
+        <w:t>Pengukuran DFT coating menggunakan dry film thickness gauge terkalibrasi pada setiap lapisan.</w:t>
       </w:r>
     </w:p>
     <w:p>
       <w:pPr>
-        <w:pStyle w:val="ListBullet"/>
+        <w:pStyle w:val="ListNumber"/>
       </w:pPr>
       <w:r>
         <w:rPr>
           <w:rFonts w:ascii="Arial" w:hAnsi="Arial"/>
           <w:sz w:val="24"/>
         </w:rPr>
-        <w:t>Pencatatan harian progress fisik, logbook kegiatan, dan hasil inspeksi laboratorium/material.</w:t>
+        <w:t>Uji pembebanan spun pile (pile load test) dan uji slump concrete sesuai frekuensi pengambilan sampel.</w:t>
       </w:r>
     </w:p>
     <w:p>
       <w:pPr>
-        <w:pStyle w:val="ListBullet"/>
+        <w:pStyle w:val="ListNumber"/>
       </w:pPr>
       <w:r>
         <w:rPr>
           <w:rFonts w:ascii="Arial" w:hAnsi="Arial"/>
           <w:sz w:val="24"/>
         </w:rPr>
-        <w:t>Arsip digital dan hardcopy seluruh dokumentasi diserahkan pada tahap serah terima akhir.</w:t>
+        <w:t>Hydrotest atau leak test pada sistem perpipaan dan nozzle setelah instalasi selesai.</w:t>
       </w:r>
     </w:p>
     <w:p>
@@ -1363,19 +1413,55 @@
           <w:color w:val="000000"/>
           <w:sz w:val="24"/>
         </w:rPr>
-        <w:t>5.2 Jadwal Pelaksanaan Pekerjaan</w:t>
+        <w:t>5.2 Persyaratan Dokumentasi Teknis</w:t>
       </w:r>
     </w:p>
     <w:p>
       <w:pPr>
-        <w:spacing w:line="360" w:lineRule="auto" w:after="120"/>
+        <w:pStyle w:val="ListBullet"/>
       </w:pPr>
       <w:r>
         <w:rPr>
           <w:rFonts w:ascii="Arial" w:hAnsi="Arial"/>
           <w:sz w:val="24"/>
         </w:rPr>
-        <w:t>Jadwal pelaksanaan pekerjaan akan diatur dalam Gantt Chart yang terintegrasi dengan master schedule proyek. Tahapan utama meliputi: Persiapan &amp; Mobilisasi (Bulan 1), Pekerjaan Pondasi (Bulan 2-3), Fabrikasi &amp; Erection Tangki (Bulan 3-5), Aplikasi Coating &amp; Instalasi Fitting/Piping (Bulan 5-6), serta Commissioning &amp; Serah Terima (Bulan 7-8). Setiap milestone wajib dilaporkan dan diverifikasi bersama pengguna.</w:t>
+        <w:t>Penyusunan Shop Drawing detail, As Built Drawing, dan Matrikel Material yang diverifikasi oleh engineer kontraktor.</w:t>
+      </w:r>
+    </w:p>
+    <w:p>
+      <w:pPr>
+        <w:pStyle w:val="ListBullet"/>
+      </w:pPr>
+      <w:r>
+        <w:rPr>
+          <w:rFonts w:ascii="Arial" w:hAnsi="Arial"/>
+          <w:sz w:val="24"/>
+        </w:rPr>
+        <w:t>Laporan progres bulanan mencakup pencapaian fisik, alokasi sumber daya, dan mitigasi risiko.</w:t>
+      </w:r>
+    </w:p>
+    <w:p>
+      <w:pPr>
+        <w:pStyle w:val="ListBullet"/>
+      </w:pPr>
+      <w:r>
+        <w:rPr>
+          <w:rFonts w:ascii="Arial" w:hAnsi="Arial"/>
+          <w:sz w:val="24"/>
+        </w:rPr>
+        <w:t>Penyediaan standby drafter selama 8 bulan untuk dukungan teknis lapangan dan revisi gambar.</w:t>
+      </w:r>
+    </w:p>
+    <w:p>
+      <w:pPr>
+        <w:pStyle w:val="ListBullet"/>
+      </w:pPr>
+      <w:r>
+        <w:rPr>
+          <w:rFonts w:ascii="Arial" w:hAnsi="Arial"/>
+          <w:sz w:val="24"/>
+        </w:rPr>
+        <w:t>Arsip foto dokumentasi setiap tahap pekerjaan (before, during, after) untuk verifikasi visual.</w:t>
       </w:r>
     </w:p>
     <w:p>
@@ -1388,55 +1474,44 @@
           <w:color w:val="000000"/>
           <w:sz w:val="24"/>
         </w:rPr>
-        <w:t>5.3 Mekanisme Penerimaan dan Punch List</w:t>
+        <w:t>5.3 Koordinasi dan Supervisi</w:t>
       </w:r>
     </w:p>
     <w:p>
       <w:pPr>
-        <w:pStyle w:val="ListNumber"/>
+        <w:spacing w:line="360" w:lineRule="auto" w:after="120"/>
       </w:pPr>
       <w:r>
         <w:rPr>
           <w:rFonts w:ascii="Arial" w:hAnsi="Arial"/>
           <w:sz w:val="24"/>
         </w:rPr>
-        <w:t>Pekerjaan dianggap selesai secara fisik setelah seluruh item dalam ruang lingkup terpasang dan berfungsi normal.</w:t>
+        <w:t>Selama pelaksanaan pekerjaan, KONTRAKTOR harus selalu koordinasi dengan Pengawas PERUSAHAAN yang bersangkutan mengenai jadwal, perubahan desain, kendala teknis, dan persetujuan quality hold point. Komunikasi resmi dilakukan melalui surat dinas, notulen rapat mingguan, dan sistem digital tracking proyek yang disediakan Pemberi Pekerjaan.</w:t>
       </w:r>
     </w:p>
     <w:p>
       <w:pPr>
-        <w:pStyle w:val="ListNumber"/>
+        <w:pStyle w:val="Heading2"/>
+      </w:pPr>
+      <w:r>
+        <w:rPr>
+          <w:rFonts w:ascii="Arial" w:hAnsi="Arial"/>
+          <w:color w:val="000000"/>
+          <w:sz w:val="24"/>
+        </w:rPr>
+        <w:t>5.4 Serah Terima dan Penjaminan</w:t>
+      </w:r>
+    </w:p>
+    <w:p>
+      <w:pPr>
+        <w:spacing w:line="360" w:lineRule="auto" w:after="120"/>
       </w:pPr>
       <w:r>
         <w:rPr>
           <w:rFonts w:ascii="Arial" w:hAnsi="Arial"/>
           <w:sz w:val="24"/>
         </w:rPr>
-        <w:t>Pelaksanaan Joint Inspection untuk menyusun Snag List/Punch List; kontraktor wajib menyelesaikan seluruh poin dalam waktu maksimal 14 hari kalender.</w:t>
-      </w:r>
-    </w:p>
-    <w:p>
-      <w:pPr>
-        <w:pStyle w:val="ListNumber"/>
-      </w:pPr>
-      <w:r>
-        <w:rPr>
-          <w:rFonts w:ascii="Arial" w:hAnsi="Arial"/>
-          <w:sz w:val="24"/>
-        </w:rPr>
-        <w:t>Serah terima resmi hanya dapat dilakukan setelah semua dokumen teknis lengkap, hasil pengujian (NDT, DFT, Grounding Resistance) memenuhi standar, dan tidak terdapat defect kritis yang belum terselesaikan.</w:t>
-      </w:r>
-    </w:p>
-    <w:p>
-      <w:pPr>
-        <w:pStyle w:val="ListNumber"/>
-      </w:pPr>
-      <w:r>
-        <w:rPr>
-          <w:rFonts w:ascii="Arial" w:hAnsi="Arial"/>
-          <w:sz w:val="24"/>
-        </w:rPr>
-        <w:t>Proses penerimaan mengikuti mekanisme administrasi dan keuangan yang berlaku di PT Pertamina (Persero).</w:t>
+        <w:t>Pekerjaan dianggap selesai apabila seluruh output telah memenuhi spesifikasi RKS, lulus uji komisioning, dan dokumen serah terima (Handover Certificate) ditandatangani oleh kedua belah pihak. Kontraktor tetap bertanggung jawab atas cacat tersembunyi (latent defect) selama masa pemeliharaan (defect liability period) sesuai ketentuan kontrak.</w:t>
       </w:r>
     </w:p>
     <w:sectPr>
@@ -1466,7 +1541,7 @@
         <w:rFonts w:ascii="Arial" w:hAnsi="Arial"/>
         <w:sz w:val="16"/>
       </w:rPr>
-      <w:t xml:space="preserve">No. Dok: RKS-[1242155]-[2026]  |  </w:t>
+      <w:t xml:space="preserve">No. Dok: RKS-21421-2026  |  </w:t>
     </w:r>
     <w:r>
       <w:rPr>
